--- a/API Docs v1.docx
+++ b/API Docs v1.docx
@@ -128,7 +128,7 @@
         <w:t xml:space="preserve">sync_room</w:t>
       </w:r>
       <w:r>
-        <w:t xml:space="preserve">, điều khiển quay (bắt đầu/dừng đồng thời toàn bộ máy Remote trong phòng), và điều khiển camera từng máy (flash/zoom) — đúng luồng Controller ↔ Remote ở mục 2.8-2.9, thực hiện hoàn toàn qua polling (xem </w:t>
+        <w:t xml:space="preserve">, điều khiển quay (bắt đầu/dừng đồng thời toàn bộ máy Remote trong phòng), và điều khiển camera từng máy (flash/zoom) — đúng luồng Controller ↔ Remote ở mục 2.8-2.9, thực hiện qua polling (xem </w:t>
       </w:r>
       <w:r>
         <w:rPr>
@@ -138,7 +138,17 @@
         <w:t xml:space="preserve">Những điểm đơn giản hóa</w:t>
       </w:r>
       <w:r>
-        <w:t xml:space="preserve">).</w:t>
+        <w:t xml:space="preserve">). Phần xem trực tiếp là ngoại lệ duy nhất không dùng polling: một SFU mediasoup cùng kênh WebSocket báo hiệu giờ truyền hình ảnh camera thật từ mỗi máy Remote sang Controller (xem </w:t>
+      </w:r>
+      <w:r>
+        <w:rPr>
+          <w:rFonts w:ascii="Consolas" w:cs="Consolas" w:eastAsia="Consolas" w:hAnsi="Consolas"/>
+          <w:shd w:fill="EEF1F5" w:color="auto" w:val="clear"/>
+        </w:rPr>
+        <w:t xml:space="preserve">get_preview_token</w:t>
+      </w:r>
+      <w:r>
+        <w:t xml:space="preserve"> bên dưới).</w:t>
       </w:r>
     </w:p>
     <w:p>
@@ -3828,7 +3838,7 @@
         <w:spacing w:after="160"/>
       </w:pPr>
       <w:r>
-        <w:t xml:space="preserve">Controller tạo phòng và chia sẻ mã mời 6 ký tự; máy Remote nhập mã và cấp quyền điều khiển; Controller bắt đầu/dừng quay và chỉnh camera cho toàn phòng. Toàn bộ dựa trên polling </w:t>
+        <w:t xml:space="preserve">Controller tạo phòng và chia sẻ mã mời 6 ký tự; máy Remote nhập mã và cấp quyền điều khiển; Controller bắt đầu/dừng quay và chỉnh camera cho toàn phòng. Việc điều khiển phòng/quay/camera dựa trên polling </w:t>
       </w:r>
       <w:r>
         <w:rPr>
@@ -3858,7 +3868,27 @@
         <w:t xml:space="preserve">Những điểm đơn giản hóa</w:t>
       </w:r>
       <w:r>
-        <w:t xml:space="preserve"> để biết vì sao mốc này chưa có socket đẩy lệnh hay luồng xem trực tiếp. Mọi API bên dưới, trừ </w:t>
+        <w:t xml:space="preserve"> để biết vì sao phần đó chưa có socket đẩy lệnh. Xem trực tiếp là ngoại lệ: nó chạy qua một WebSocket mediasoup riêng (</w:t>
+      </w:r>
+      <w:r>
+        <w:rPr>
+          <w:rFonts w:ascii="Consolas" w:cs="Consolas" w:eastAsia="Consolas" w:hAnsi="Consolas"/>
+          <w:shd w:fill="EEF1F5" w:color="auto" w:val="clear"/>
+        </w:rPr>
+        <w:t xml:space="preserve">GET /rooms/{room_id}/media</w:t>
+      </w:r>
+      <w:r>
+        <w:t xml:space="preserve">, mô tả trong phần </w:t>
+      </w:r>
+      <w:r>
+        <w:rPr>
+          <w:rFonts w:ascii="Consolas" w:cs="Consolas" w:eastAsia="Consolas" w:hAnsi="Consolas"/>
+          <w:shd w:fill="EEF1F5" w:color="auto" w:val="clear"/>
+        </w:rPr>
+        <w:t xml:space="preserve">get_preview_token</w:t>
+      </w:r>
+      <w:r>
+        <w:t xml:space="preserve"> bên dưới). Mọi API bên dưới, trừ </w:t>
       </w:r>
       <w:r>
         <w:rPr>
@@ -4578,254 +4608,320 @@
         <w:t xml:space="preserve">{ "quality": "low"|"medium", "protocol": "hls"|"webrtc" }</w:t>
       </w:r>
       <w:r>
-        <w:t xml:space="preserve">. Trả về </w:t>
-      </w:r>
-      <w:r>
-        <w:rPr>
-          <w:rFonts w:ascii="Consolas" w:cs="Consolas" w:eastAsia="Consolas" w:hAnsi="Consolas"/>
-          <w:shd w:fill="EEF1F5" w:color="auto" w:val="clear"/>
-        </w:rPr>
-        <w:t xml:space="preserve">{ preview_token, expires_in, streams: [{ member_id, stream_url }] }</w:t>
-      </w:r>
-      <w:r>
-        <w:t xml:space="preserve"> — </w:t>
-      </w:r>
-      <w:r>
-        <w:rPr>
-          <w:rFonts w:ascii="Consolas" w:cs="Consolas" w:eastAsia="Consolas" w:hAnsi="Consolas"/>
+        <w:t xml:space="preserve"> — nhận vào để khớp đặc tả nhưng chưa dùng đến (mọi phòng đều dùng chung một Router mediasoup bất kể </w:t>
+      </w:r>
+      <w:r>
+        <w:rPr>
+          <w:rFonts w:ascii="Consolas" w:cs="Consolas" w:eastAsia="Consolas" w:hAnsi="Consolas"/>
+          <w:shd w:fill="EEF1F5" w:color="auto" w:val="clear"/>
+        </w:rPr>
+        <w:t xml:space="preserve">quality</w:t>
+      </w:r>
+      <w:r>
+        <w:t xml:space="preserve">/</w:t>
+      </w:r>
+      <w:r>
+        <w:rPr>
+          <w:rFonts w:ascii="Consolas" w:cs="Consolas" w:eastAsia="Consolas" w:hAnsi="Consolas"/>
+          <w:shd w:fill="EEF1F5" w:color="auto" w:val="clear"/>
+        </w:rPr>
+        <w:t xml:space="preserve">protocol</w:t>
+      </w:r>
+      <w:r>
+        <w:t xml:space="preserve">). Lần gọi đầu tiên sẽ tạo Router mediasoup cho phòng và trả về thông tin cần thiết để mở kênh WebSocket báo hiệu bên dưới:</w:t>
+      </w:r>
+    </w:p>
+    <w:p>
+      <w:pPr>
+        <w:shd w:fill="F5F6F8" w:color="auto" w:val="clear"/>
+        <w:spacing w:after="0" w:before="0"/>
+        <w:ind w:left="120" w:right="120"/>
+      </w:pPr>
+      <w:r>
+        <w:rPr>
+          <w:rFonts w:ascii="Consolas" w:cs="Consolas" w:eastAsia="Consolas" w:hAnsi="Consolas"/>
+          <w:sz w:val="19"/>
+          <w:szCs w:val="19"/>
+        </w:rPr>
+        <w:t xml:space="preserve">{</w:t>
+      </w:r>
+    </w:p>
+    <w:p>
+      <w:pPr>
+        <w:shd w:fill="F5F6F8" w:color="auto" w:val="clear"/>
+        <w:spacing w:after="0" w:before="0"/>
+        <w:ind w:left="120" w:right="120"/>
+      </w:pPr>
+      <w:r>
+        <w:rPr>
+          <w:rFonts w:ascii="Consolas" w:cs="Consolas" w:eastAsia="Consolas" w:hAnsi="Consolas"/>
+          <w:sz w:val="19"/>
+          <w:szCs w:val="19"/>
+        </w:rPr>
+        <w:t xml:space="preserve">  "preview_token": "...",</w:t>
+      </w:r>
+    </w:p>
+    <w:p>
+      <w:pPr>
+        <w:shd w:fill="F5F6F8" w:color="auto" w:val="clear"/>
+        <w:spacing w:after="0" w:before="0"/>
+        <w:ind w:left="120" w:right="120"/>
+      </w:pPr>
+      <w:r>
+        <w:rPr>
+          <w:rFonts w:ascii="Consolas" w:cs="Consolas" w:eastAsia="Consolas" w:hAnsi="Consolas"/>
+          <w:sz w:val="19"/>
+          <w:szCs w:val="19"/>
+        </w:rPr>
+        <w:t xml:space="preserve">  "expires_in": 300,</w:t>
+      </w:r>
+    </w:p>
+    <w:p>
+      <w:pPr>
+        <w:shd w:fill="F5F6F8" w:color="auto" w:val="clear"/>
+        <w:spacing w:after="0" w:before="0"/>
+        <w:ind w:left="120" w:right="120"/>
+      </w:pPr>
+      <w:r>
+        <w:rPr>
+          <w:rFonts w:ascii="Consolas" w:cs="Consolas" w:eastAsia="Consolas" w:hAnsi="Consolas"/>
+          <w:sz w:val="19"/>
+          <w:szCs w:val="19"/>
+        </w:rPr>
+        <w:t xml:space="preserve">  "signaling_url": "/it4788/api/v1/rooms/{room_id}/media",</w:t>
+      </w:r>
+    </w:p>
+    <w:p>
+      <w:pPr>
+        <w:shd w:fill="F5F6F8" w:color="auto" w:val="clear"/>
+        <w:spacing w:after="0" w:before="0"/>
+        <w:ind w:left="120" w:right="120"/>
+      </w:pPr>
+      <w:r>
+        <w:rPr>
+          <w:rFonts w:ascii="Consolas" w:cs="Consolas" w:eastAsia="Consolas" w:hAnsi="Consolas"/>
+          <w:sz w:val="19"/>
+          <w:szCs w:val="19"/>
+        </w:rPr>
+        <w:t xml:space="preserve">  "rtp_capabilities": { "codecs": [ /* mediasoup RtpCodecCapability[] */ ], "headerExtensions": [ "..." ] },</w:t>
+      </w:r>
+    </w:p>
+    <w:p>
+      <w:pPr>
+        <w:shd w:fill="F5F6F8" w:color="auto" w:val="clear"/>
+        <w:spacing w:after="0" w:before="0"/>
+        <w:ind w:left="120" w:right="120"/>
+      </w:pPr>
+      <w:r>
+        <w:rPr>
+          <w:rFonts w:ascii="Consolas" w:cs="Consolas" w:eastAsia="Consolas" w:hAnsi="Consolas"/>
+          <w:sz w:val="19"/>
+          <w:szCs w:val="19"/>
+        </w:rPr>
+        <w:t xml:space="preserve">  "streams": [ { "member_id": "...", "is_online": 1 } ]</w:t>
+      </w:r>
+    </w:p>
+    <w:p>
+      <w:pPr>
+        <w:shd w:fill="F5F6F8" w:color="auto" w:val="clear"/>
+        <w:spacing w:after="0" w:before="0"/>
+        <w:ind w:left="120" w:right="120"/>
+      </w:pPr>
+      <w:r>
+        <w:rPr>
+          <w:rFonts w:ascii="Consolas" w:cs="Consolas" w:eastAsia="Consolas" w:hAnsi="Consolas"/>
+          <w:sz w:val="19"/>
+          <w:szCs w:val="19"/>
+        </w:rPr>
+        <w:t xml:space="preserve">}</w:t>
+      </w:r>
+    </w:p>
+    <w:p>
+      <w:pPr>
+        <w:spacing w:after="160"/>
+      </w:pPr>
+    </w:p>
+    <w:p>
+      <w:pPr>
+        <w:spacing w:after="160"/>
+      </w:pPr>
+      <w:r>
+        <w:rPr>
+          <w:rFonts w:ascii="Consolas" w:cs="Consolas" w:eastAsia="Consolas" w:hAnsi="Consolas"/>
+          <w:shd w:fill="EEF1F5" w:color="auto" w:val="clear"/>
+        </w:rPr>
+        <w:t xml:space="preserve">streams</w:t>
+      </w:r>
+      <w:r>
+        <w:t xml:space="preserve"> chỉ là danh sách thành viên hiện tại cho tiện tham khảo — </w:t>
+      </w:r>
+      <w:r>
+        <w:rPr>
           <w:b/>
           <w:bCs/>
-          <w:shd w:fill="EEF1F5" w:color="auto" w:val="clear"/>
-        </w:rPr>
-        <w:t xml:space="preserve">stream_url</w:t>
-      </w:r>
+        </w:rPr>
+        <w:t xml:space="preserve">không</w:t>
+      </w:r>
+      <w:r>
+        <w:t xml:space="preserve"> liệt kê producer nào đang phát. Một máy Remote có thể vào phòng hoặc bắt đầu phát sau khi token này được cấp, nên producer chỉ được báo qua socket theo thời gian thực (</w:t>
+      </w:r>
+      <w:r>
+        <w:rPr>
+          <w:rFonts w:ascii="Consolas" w:cs="Consolas" w:eastAsia="Consolas" w:hAnsi="Consolas"/>
+          <w:shd w:fill="EEF1F5" w:color="auto" w:val="clear"/>
+        </w:rPr>
+        <w:t xml:space="preserve">new-producer</w:t>
+      </w:r>
+      <w:r>
+        <w:t xml:space="preserve">, xem bên dưới).</w:t>
+      </w:r>
+    </w:p>
+    <w:p>
+      <w:pPr>
+        <w:pStyle w:val="Heading4"/>
+        <w:spacing w:after="120" w:before="280"/>
+      </w:pPr>
+      <w:r>
+        <w:rPr>
+          <w:rFonts w:ascii="Consolas" w:cs="Consolas" w:eastAsia="Consolas" w:hAnsi="Consolas"/>
+          <w:shd w:fill="EEF1F5" w:color="auto" w:val="clear"/>
+        </w:rPr>
+        <w:t xml:space="preserve">GET /rooms/{room_id}/media 🔌 — WebSocket báo hiệu mediasoup</w:t>
+      </w:r>
+    </w:p>
+    <w:p>
+      <w:pPr>
+        <w:spacing w:after="160"/>
+      </w:pPr>
+      <w:r>
+        <w:t xml:space="preserve">Yêu cầu nâng cấp (upgrade), xác thực giống mọi API khác (header </w:t>
+      </w:r>
+      <w:r>
+        <w:rPr>
+          <w:rFonts w:ascii="Consolas" w:cs="Consolas" w:eastAsia="Consolas" w:hAnsi="Consolas"/>
+          <w:shd w:fill="EEF1F5" w:color="auto" w:val="clear"/>
+        </w:rPr>
+        <w:t xml:space="preserve">Authorization: Bearer &lt;access_token&gt;</w:t>
+      </w:r>
+      <w:r>
+        <w:t xml:space="preserve"> trên request nâng cấp). Vai trò được suy ra chứ client không tự khai:</w:t>
+      </w:r>
+    </w:p>
+    <w:p>
+      <w:pPr>
+        <w:pStyle w:val="ListParagraph"/>
+        <w:numPr>
+          <w:ilvl w:val="0"/>
+          <w:numId w:val="1"/>
+        </w:numPr>
+        <w:spacing w:after="60"/>
+      </w:pPr>
       <w:r>
         <w:rPr>
           <w:b/>
           <w:bCs/>
         </w:rPr>
-        <w:t xml:space="preserve"> luôn là </w:t>
-      </w:r>
-      <w:r>
-        <w:rPr>
-          <w:rFonts w:ascii="Consolas" w:cs="Consolas" w:eastAsia="Consolas" w:hAnsi="Consolas"/>
+        <w:t xml:space="preserve"/>
+      </w:r>
+      <w:r>
+        <w:t xml:space="preserve">người gọi là thiết bị chủ phòng → </w:t>
+      </w:r>
+      <w:r>
+        <w:rPr>
           <w:b/>
           <w:bCs/>
-          <w:shd w:fill="EEF1F5" w:color="auto" w:val="clear"/>
-        </w:rPr>
-        <w:t xml:space="preserve">null</w:t>
-      </w:r>
-      <w:r>
-        <w:t xml:space="preserve">: mã nguồn này chưa có media server WebRTC/HLS, chỉ có luồng upload theo chunk sau khi quay xong. Cấu trúc dữ liệu là thật để giao diện lưới có thể gắn sẵn </w:t>
-      </w:r>
-      <w:r>
-        <w:rPr>
-          <w:rFonts w:ascii="Consolas" w:cs="Consolas" w:eastAsia="Consolas" w:hAnsi="Consolas"/>
-          <w:shd w:fill="EEF1F5" w:color="auto" w:val="clear"/>
-        </w:rPr>
-        <w:t xml:space="preserve">member_id</w:t>
-      </w:r>
-      <w:r>
-        <w:t xml:space="preserve"> → ô hiển thị.</w:t>
-      </w:r>
-    </w:p>
-    <w:p>
-      <w:pPr>
-        <w:pStyle w:val="Heading4"/>
-        <w:spacing w:after="120" w:before="280"/>
-      </w:pPr>
-      <w:r>
-        <w:rPr>
-          <w:rFonts w:ascii="Consolas" w:cs="Consolas" w:eastAsia="Consolas" w:hAnsi="Consolas"/>
-          <w:shd w:fill="EEF1F5" w:color="auto" w:val="clear"/>
-        </w:rPr>
-        <w:t xml:space="preserve">POST /rooms/{room_id}/recording/start</w:t>
-      </w:r>
-      <w:r>
-        <w:t xml:space="preserve"> 🔒 — </w:t>
-      </w:r>
-      <w:r>
-        <w:rPr>
-          <w:rFonts w:ascii="Consolas" w:cs="Consolas" w:eastAsia="Consolas" w:hAnsi="Consolas"/>
-          <w:shd w:fill="EEF1F5" w:color="auto" w:val="clear"/>
-        </w:rPr>
-        <w:t xml:space="preserve">start_recording</w:t>
-      </w:r>
-    </w:p>
-    <w:p>
-      <w:pPr>
-        <w:spacing w:after="160"/>
-      </w:pPr>
-      <w:r>
-        <w:t xml:space="preserve">Body: </w:t>
-      </w:r>
-      <w:r>
-        <w:rPr>
-          <w:rFonts w:ascii="Consolas" w:cs="Consolas" w:eastAsia="Consolas" w:hAnsi="Consolas"/>
-          <w:shd w:fill="EEF1F5" w:color="auto" w:val="clear"/>
-        </w:rPr>
-        <w:t xml:space="preserve">{ "target": "all" | ["member_id", ...], "config"?: { "resolution"?, "fps"?, "max_duration"? }, "client_command_id" }</w:t>
-      </w:r>
-      <w:r>
-        <w:t xml:space="preserve">. Xếp lệnh </w:t>
-      </w:r>
-      <w:r>
-        <w:rPr>
-          <w:rFonts w:ascii="Consolas" w:cs="Consolas" w:eastAsia="Consolas" w:hAnsi="Consolas"/>
-          <w:shd w:fill="EEF1F5" w:color="auto" w:val="clear"/>
-        </w:rPr>
-        <w:t xml:space="preserve">start_record</w:t>
-      </w:r>
-      <w:r>
-        <w:t xml:space="preserve"> (giao qua </w:t>
-      </w:r>
-      <w:r>
-        <w:rPr>
-          <w:rFonts w:ascii="Consolas" w:cs="Consolas" w:eastAsia="Consolas" w:hAnsi="Consolas"/>
-          <w:shd w:fill="EEF1F5" w:color="auto" w:val="clear"/>
-        </w:rPr>
-        <w:t xml:space="preserve">sync_device</w:t>
-      </w:r>
-      <w:r>
-        <w:t xml:space="preserve">) cho mọi thành viên đang online và đã cấp quyền. </w:t>
-      </w:r>
-      <w:r>
-        <w:rPr>
-          <w:rFonts w:ascii="Consolas" w:cs="Consolas" w:eastAsia="Consolas" w:hAnsi="Consolas"/>
-          <w:shd w:fill="EEF1F5" w:color="auto" w:val="clear"/>
-        </w:rPr>
-        <w:t xml:space="preserve">1010</w:t>
-      </w:r>
-      <w:r>
-        <w:t xml:space="preserve"> nếu phòng đang quay rồi; </w:t>
-      </w:r>
-      <w:r>
-        <w:rPr>
-          <w:rFonts w:ascii="Consolas" w:cs="Consolas" w:eastAsia="Consolas" w:hAnsi="Consolas"/>
-          <w:shd w:fill="EEF1F5" w:color="auto" w:val="clear"/>
-        </w:rPr>
-        <w:t xml:space="preserve">1011</w:t>
-      </w:r>
-      <w:r>
-        <w:t xml:space="preserve"> nếu không có máy nào đủ điều kiện.</w:t>
-      </w:r>
-    </w:p>
-    <w:p>
-      <w:pPr>
-        <w:shd w:fill="F5F6F8" w:color="auto" w:val="clear"/>
-        <w:spacing w:after="0" w:before="0"/>
-        <w:ind w:left="120" w:right="120"/>
-      </w:pPr>
-      <w:r>
-        <w:rPr>
-          <w:rFonts w:ascii="Consolas" w:cs="Consolas" w:eastAsia="Consolas" w:hAnsi="Consolas"/>
-          <w:sz w:val="19"/>
-          <w:szCs w:val="19"/>
-        </w:rPr>
-        <w:t xml:space="preserve">{ "session_id": "...", "started_at": "...", "command_id": "cmd-1", "targets": ["member-1"], "rejected": [{ "member_id": "member-2", "reason": "offline" }] }</w:t>
-      </w:r>
-    </w:p>
-    <w:p>
-      <w:pPr>
-        <w:spacing w:after="160"/>
-      </w:pPr>
-    </w:p>
-    <w:p>
-      <w:pPr>
-        <w:pStyle w:val="Heading4"/>
-        <w:spacing w:after="120" w:before="280"/>
-      </w:pPr>
-      <w:r>
-        <w:rPr>
-          <w:rFonts w:ascii="Consolas" w:cs="Consolas" w:eastAsia="Consolas" w:hAnsi="Consolas"/>
-          <w:shd w:fill="EEF1F5" w:color="auto" w:val="clear"/>
-        </w:rPr>
-        <w:t xml:space="preserve">POST /rooms/{room_id}/recording/stop</w:t>
-      </w:r>
-      <w:r>
-        <w:t xml:space="preserve"> 🔒 — </w:t>
-      </w:r>
-      <w:r>
-        <w:rPr>
-          <w:rFonts w:ascii="Consolas" w:cs="Consolas" w:eastAsia="Consolas" w:hAnsi="Consolas"/>
-          <w:shd w:fill="EEF1F5" w:color="auto" w:val="clear"/>
-        </w:rPr>
-        <w:t xml:space="preserve">stop_recording</w:t>
-      </w:r>
-    </w:p>
-    <w:p>
-      <w:pPr>
-        <w:spacing w:after="160"/>
-      </w:pPr>
-      <w:r>
-        <w:t xml:space="preserve">Body: </w:t>
-      </w:r>
-      <w:r>
-        <w:rPr>
-          <w:rFonts w:ascii="Consolas" w:cs="Consolas" w:eastAsia="Consolas" w:hAnsi="Consolas"/>
-          <w:shd w:fill="EEF1F5" w:color="auto" w:val="clear"/>
-        </w:rPr>
-        <w:t xml:space="preserve">{ "target": "all" | ["member_id", ...], "client_command_id" }</w:t>
-      </w:r>
-      <w:r>
-        <w:t xml:space="preserve">. Video </w:t>
-      </w:r>
+        </w:rPr>
+        <w:t xml:space="preserve">controller</w:t>
+      </w:r>
+      <w:r>
+        <w:t xml:space="preserve">, chỉ được mở transport </w:t>
+      </w:r>
+      <w:r>
+        <w:rPr>
+          <w:rFonts w:ascii="Consolas" w:cs="Consolas" w:eastAsia="Consolas" w:hAnsi="Consolas"/>
+          <w:shd w:fill="EEF1F5" w:color="auto" w:val="clear"/>
+        </w:rPr>
+        <w:t xml:space="preserve">recv</w:t>
+      </w:r>
+      <w:r>
+        <w:t xml:space="preserve"> và gọi </w:t>
+      </w:r>
+      <w:r>
+        <w:rPr>
+          <w:rFonts w:ascii="Consolas" w:cs="Consolas" w:eastAsia="Consolas" w:hAnsi="Consolas"/>
+          <w:shd w:fill="EEF1F5" w:color="auto" w:val="clear"/>
+        </w:rPr>
+        <w:t xml:space="preserve">consume</w:t>
+      </w:r>
+      <w:r>
+        <w:t xml:space="preserve">.</w:t>
+      </w:r>
+    </w:p>
+    <w:p>
+      <w:pPr>
+        <w:pStyle w:val="ListParagraph"/>
+        <w:numPr>
+          <w:ilvl w:val="0"/>
+          <w:numId w:val="1"/>
+        </w:numPr>
+        <w:spacing w:after="60"/>
+      </w:pPr>
       <w:r>
         <w:rPr>
           <w:b/>
           <w:bCs/>
         </w:rPr>
-        <w:t xml:space="preserve">không</w:t>
-      </w:r>
-      <w:r>
-        <w:t xml:space="preserve"> tự động upload — vẫn nằm trong thư mục clip của máy Remote cho tới khi người dùng chủ động gửi. Kết quả trả về chỉ phản ánh lệnh vừa xếp hàng (</w:t>
-      </w:r>
-      <w:r>
-        <w:rPr>
-          <w:rFonts w:ascii="Consolas" w:cs="Consolas" w:eastAsia="Consolas" w:hAnsi="Consolas"/>
-          <w:shd w:fill="EEF1F5" w:color="auto" w:val="clear"/>
-        </w:rPr>
-        <w:t xml:space="preserve">status: "stop_queued"</w:t>
-      </w:r>
-      <w:r>
-        <w:t xml:space="preserve">, chưa có duration/size) — trạng thái hoàn tất thật sự của từng máy chỉ có sau khi lần </w:t>
-      </w:r>
-      <w:r>
-        <w:rPr>
-          <w:rFonts w:ascii="Consolas" w:cs="Consolas" w:eastAsia="Consolas" w:hAnsi="Consolas"/>
-          <w:shd w:fill="EEF1F5" w:color="auto" w:val="clear"/>
-        </w:rPr>
-        <w:t xml:space="preserve">sync_device</w:t>
-      </w:r>
-      <w:r>
-        <w:t xml:space="preserve"> kế tiếp của máy đó báo </w:t>
-      </w:r>
-      <w:r>
-        <w:rPr>
-          <w:rFonts w:ascii="Consolas" w:cs="Consolas" w:eastAsia="Consolas" w:hAnsi="Consolas"/>
-          <w:shd w:fill="EEF1F5" w:color="auto" w:val="clear"/>
-        </w:rPr>
-        <w:t xml:space="preserve">recording_state: saved</w:t>
-      </w:r>
-      <w:r>
-        <w:t xml:space="preserve">; theo dõi qua </w:t>
-      </w:r>
-      <w:r>
-        <w:rPr>
-          <w:rFonts w:ascii="Consolas" w:cs="Consolas" w:eastAsia="Consolas" w:hAnsi="Consolas"/>
-          <w:shd w:fill="EEF1F5" w:color="auto" w:val="clear"/>
-        </w:rPr>
-        <w:t xml:space="preserve">sync_room</w:t>
-      </w:r>
-      <w:r>
-        <w:t xml:space="preserve">/</w:t>
-      </w:r>
-      <w:r>
-        <w:rPr>
-          <w:rFonts w:ascii="Consolas" w:cs="Consolas" w:eastAsia="Consolas" w:hAnsi="Consolas"/>
-          <w:shd w:fill="EEF1F5" w:color="auto" w:val="clear"/>
-        </w:rPr>
-        <w:t xml:space="preserve">get_recording_session</w:t>
+        <w:t xml:space="preserve"/>
+      </w:r>
+      <w:r>
+        <w:t xml:space="preserve">người gọi là thiết bị của một thành viên Remote đang hoạt động → </w:t>
+      </w:r>
+      <w:r>
+        <w:rPr>
+          <w:b/>
+          <w:bCs/>
+        </w:rPr>
+        <w:t xml:space="preserve">remote</w:t>
+      </w:r>
+      <w:r>
+        <w:t xml:space="preserve">, </w:t>
+      </w:r>
+      <w:r>
+        <w:rPr>
+          <w:rFonts w:ascii="Consolas" w:cs="Consolas" w:eastAsia="Consolas" w:hAnsi="Consolas"/>
+          <w:shd w:fill="EEF1F5" w:color="auto" w:val="clear"/>
+        </w:rPr>
+        <w:t xml:space="preserve">participant_id</w:t>
+      </w:r>
+      <w:r>
+        <w:t xml:space="preserve"> chính là </w:t>
+      </w:r>
+      <w:r>
+        <w:rPr>
+          <w:rFonts w:ascii="Consolas" w:cs="Consolas" w:eastAsia="Consolas" w:hAnsi="Consolas"/>
+          <w:shd w:fill="EEF1F5" w:color="auto" w:val="clear"/>
+        </w:rPr>
+        <w:t xml:space="preserve">member_id</w:t>
+      </w:r>
+      <w:r>
+        <w:t xml:space="preserve"> đó, chỉ được mở transport </w:t>
+      </w:r>
+      <w:r>
+        <w:rPr>
+          <w:rFonts w:ascii="Consolas" w:cs="Consolas" w:eastAsia="Consolas" w:hAnsi="Consolas"/>
+          <w:shd w:fill="EEF1F5" w:color="auto" w:val="clear"/>
+        </w:rPr>
+        <w:t xml:space="preserve">send</w:t>
+      </w:r>
+      <w:r>
+        <w:t xml:space="preserve"> và gọi </w:t>
+      </w:r>
+      <w:r>
+        <w:rPr>
+          <w:rFonts w:ascii="Consolas" w:cs="Consolas" w:eastAsia="Consolas" w:hAnsi="Consolas"/>
+          <w:shd w:fill="EEF1F5" w:color="auto" w:val="clear"/>
+        </w:rPr>
+        <w:t xml:space="preserve">produce</w:t>
       </w:r>
       <w:r>
         <w:t xml:space="preserve">.</w:t>
@@ -4833,86 +4929,20 @@
     </w:p>
     <w:p>
       <w:pPr>
-        <w:pStyle w:val="Heading4"/>
-        <w:spacing w:after="120" w:before="280"/>
-      </w:pPr>
-      <w:r>
-        <w:rPr>
-          <w:rFonts w:ascii="Consolas" w:cs="Consolas" w:eastAsia="Consolas" w:hAnsi="Consolas"/>
-          <w:shd w:fill="EEF1F5" w:color="auto" w:val="clear"/>
-        </w:rPr>
-        <w:t xml:space="preserve">PUT /rooms/{room_id}/members/{member_id}/camera</w:t>
-      </w:r>
-      <w:r>
-        <w:t xml:space="preserve"> 🔒 — </w:t>
-      </w:r>
-      <w:r>
-        <w:rPr>
-          <w:rFonts w:ascii="Consolas" w:cs="Consolas" w:eastAsia="Consolas" w:hAnsi="Consolas"/>
-          <w:shd w:fill="EEF1F5" w:color="auto" w:val="clear"/>
-        </w:rPr>
-        <w:t xml:space="preserve">set_camera_config</w:t>
-      </w:r>
-    </w:p>
-    <w:p>
-      <w:pPr>
         <w:spacing w:after="160"/>
       </w:pPr>
       <w:r>
-        <w:t xml:space="preserve">Body: </w:t>
-      </w:r>
-      <w:r>
-        <w:rPr>
-          <w:rFonts w:ascii="Consolas" w:cs="Consolas" w:eastAsia="Consolas" w:hAnsi="Consolas"/>
-          <w:shd w:fill="EEF1F5" w:color="auto" w:val="clear"/>
-        </w:rPr>
-        <w:t xml:space="preserve">{ "flash_mode": "off"|"on"|"auto"|"torch", "zoom_factor": 0.5-10.0, "client_command_id" }</w:t>
-      </w:r>
-      <w:r>
-        <w:t xml:space="preserve">. Xếp lệnh </w:t>
-      </w:r>
-      <w:r>
-        <w:rPr>
-          <w:rFonts w:ascii="Consolas" w:cs="Consolas" w:eastAsia="Consolas" w:hAnsi="Consolas"/>
-          <w:shd w:fill="EEF1F5" w:color="auto" w:val="clear"/>
-        </w:rPr>
-        <w:t xml:space="preserve">camera_config</w:t>
-      </w:r>
-      <w:r>
-        <w:t xml:space="preserve">; bản ghi thành viên được cập nhật ngay theo hướng lạc quan (việc chờ </w:t>
-      </w:r>
-      <w:r>
-        <w:rPr>
-          <w:rFonts w:ascii="Consolas" w:cs="Consolas" w:eastAsia="Consolas" w:hAnsi="Consolas"/>
-          <w:shd w:fill="EEF1F5" w:color="auto" w:val="clear"/>
-        </w:rPr>
-        <w:t xml:space="preserve">sync_room</w:t>
-      </w:r>
-      <w:r>
-        <w:t xml:space="preserve"> xác nhận là do phía client tự quyết định theo gợi ý của đặc tả).</w:t>
-      </w:r>
-    </w:p>
-    <w:p>
-      <w:pPr>
-        <w:pStyle w:val="Heading4"/>
-        <w:spacing w:after="120" w:before="280"/>
-      </w:pPr>
-      <w:r>
-        <w:rPr>
-          <w:rFonts w:ascii="Consolas" w:cs="Consolas" w:eastAsia="Consolas" w:hAnsi="Consolas"/>
-          <w:shd w:fill="EEF1F5" w:color="auto" w:val="clear"/>
-        </w:rPr>
-        <w:t xml:space="preserve">GET /rooms/{room_id}/members/{member_id}/camera</w:t>
-      </w:r>
-      <w:r>
-        <w:t xml:space="preserve"> 🔒 — </w:t>
-      </w:r>
-      <w:r>
-        <w:rPr>
-          <w:rFonts w:ascii="Consolas" w:cs="Consolas" w:eastAsia="Consolas" w:hAnsi="Consolas"/>
-          <w:shd w:fill="EEF1F5" w:color="auto" w:val="clear"/>
-        </w:rPr>
-        <w:t xml:space="preserve">get_camera_config</w:t>
+        <w:t xml:space="preserve">Trường hợp khác sẽ nhận message </w:t>
+      </w:r>
+      <w:r>
+        <w:rPr>
+          <w:rFonts w:ascii="Consolas" w:cs="Consolas" w:eastAsia="Consolas" w:hAnsi="Consolas"/>
+          <w:shd w:fill="EEF1F5" w:color="auto" w:val="clear"/>
+        </w:rPr>
+        <w:t xml:space="preserve">error</w:t>
+      </w:r>
+      <w:r>
+        <w:t xml:space="preserve"> rồi bị đóng socket.</w:t>
       </w:r>
     </w:p>
     <w:p>
@@ -4920,334 +4950,47 @@
         <w:spacing w:after="160"/>
       </w:pPr>
       <w:r>
-        <w:t xml:space="preserve">Trả về </w:t>
-      </w:r>
-      <w:r>
-        <w:rPr>
-          <w:rFonts w:ascii="Consolas" w:cs="Consolas" w:eastAsia="Consolas" w:hAnsi="Consolas"/>
-          <w:shd w:fill="EEF1F5" w:color="auto" w:val="clear"/>
-        </w:rPr>
-        <w:t xml:space="preserve">{ flash_mode, zoom_factor, zoom_range: { min, max }, has_flash }</w:t>
-      </w:r>
-      <w:r>
-        <w:t xml:space="preserve">. </w:t>
-      </w:r>
-      <w:r>
-        <w:rPr>
-          <w:rFonts w:ascii="Consolas" w:cs="Consolas" w:eastAsia="Consolas" w:hAnsi="Consolas"/>
-          <w:shd w:fill="EEF1F5" w:color="auto" w:val="clear"/>
-        </w:rPr>
-        <w:t xml:space="preserve">zoom_range</w:t>
-      </w:r>
-      <w:r>
-        <w:t xml:space="preserve">/</w:t>
-      </w:r>
-      <w:r>
-        <w:rPr>
-          <w:rFonts w:ascii="Consolas" w:cs="Consolas" w:eastAsia="Consolas" w:hAnsi="Consolas"/>
-          <w:shd w:fill="EEF1F5" w:color="auto" w:val="clear"/>
-        </w:rPr>
-        <w:t xml:space="preserve">has_flash</w:t>
-      </w:r>
-      <w:r>
-        <w:t xml:space="preserve"> lấy từ </w:t>
-      </w:r>
-      <w:r>
-        <w:rPr>
-          <w:rFonts w:ascii="Consolas" w:cs="Consolas" w:eastAsia="Consolas" w:hAnsi="Consolas"/>
-          <w:shd w:fill="EEF1F5" w:color="auto" w:val="clear"/>
-        </w:rPr>
-        <w:t xml:space="preserve">capabilities</w:t>
-      </w:r>
-      <w:r>
-        <w:t xml:space="preserve"> đã đăng ký của thiết bị nếu có, không thì mặc định </w:t>
-      </w:r>
-      <w:r>
-        <w:rPr>
-          <w:rFonts w:ascii="Consolas" w:cs="Consolas" w:eastAsia="Consolas" w:hAnsi="Consolas"/>
-          <w:shd w:fill="EEF1F5" w:color="auto" w:val="clear"/>
-        </w:rPr>
-        <w:t xml:space="preserve">{0.5, 10.0}</w:t>
-      </w:r>
-      <w:r>
-        <w:t xml:space="preserve"> / </w:t>
-      </w:r>
-      <w:r>
-        <w:rPr>
-          <w:rFonts w:ascii="Consolas" w:cs="Consolas" w:eastAsia="Consolas" w:hAnsi="Consolas"/>
-          <w:shd w:fill="EEF1F5" w:color="auto" w:val="clear"/>
-        </w:rPr>
-        <w:t xml:space="preserve">true</w:t>
+        <w:t xml:space="preserve">Mọi message đều là JSON. Gửi kèm </w:t>
+      </w:r>
+      <w:r>
+        <w:rPr>
+          <w:rFonts w:ascii="Consolas" w:cs="Consolas" w:eastAsia="Consolas" w:hAnsi="Consolas"/>
+          <w:shd w:fill="EEF1F5" w:color="auto" w:val="clear"/>
+        </w:rPr>
+        <w:t xml:space="preserve">request_id</w:t>
+      </w:r>
+      <w:r>
+        <w:t xml:space="preserve"> để khớp phản hồi với yêu cầu; các sự kiện server tự đẩy (</w:t>
+      </w:r>
+      <w:r>
+        <w:rPr>
+          <w:rFonts w:ascii="Consolas" w:cs="Consolas" w:eastAsia="Consolas" w:hAnsi="Consolas"/>
+          <w:shd w:fill="EEF1F5" w:color="auto" w:val="clear"/>
+        </w:rPr>
+        <w:t xml:space="preserve">new-producer</w:t>
+      </w:r>
+      <w:r>
+        <w:t xml:space="preserve">, </w:t>
+      </w:r>
+      <w:r>
+        <w:rPr>
+          <w:rFonts w:ascii="Consolas" w:cs="Consolas" w:eastAsia="Consolas" w:hAnsi="Consolas"/>
+          <w:shd w:fill="EEF1F5" w:color="auto" w:val="clear"/>
+        </w:rPr>
+        <w:t xml:space="preserve">producer-closed</w:t>
+      </w:r>
+      <w:r>
+        <w:t xml:space="preserve">) không có </w:t>
+      </w:r>
+      <w:r>
+        <w:rPr>
+          <w:rFonts w:ascii="Consolas" w:cs="Consolas" w:eastAsia="Consolas" w:hAnsi="Consolas"/>
+          <w:shd w:fill="EEF1F5" w:color="auto" w:val="clear"/>
+        </w:rPr>
+        <w:t xml:space="preserve">request_id</w:t>
       </w:r>
       <w:r>
         <w:t xml:space="preserve">.</w:t>
-      </w:r>
-    </w:p>
-    <w:p>
-      <w:pPr>
-        <w:pBdr>
-          <w:bottom w:val="single" w:color="CBD5E1" w:sz="6"/>
-        </w:pBdr>
-        <w:spacing w:after="240" w:before="120"/>
-      </w:pPr>
-    </w:p>
-    <w:p>
-      <w:pPr>
-        <w:pStyle w:val="Heading3"/>
-        <w:spacing w:after="120" w:before="280"/>
-      </w:pPr>
-      <w:r>
-        <w:t xml:space="preserve">Phiên quay</w:t>
-      </w:r>
-    </w:p>
-    <w:p>
-      <w:pPr>
-        <w:pStyle w:val="Heading4"/>
-        <w:spacing w:after="120" w:before="280"/>
-      </w:pPr>
-      <w:r>
-        <w:rPr>
-          <w:rFonts w:ascii="Consolas" w:cs="Consolas" w:eastAsia="Consolas" w:hAnsi="Consolas"/>
-          <w:shd w:fill="EEF1F5" w:color="auto" w:val="clear"/>
-        </w:rPr>
-        <w:t xml:space="preserve">GET /recording-sessions/{session_id}</w:t>
-      </w:r>
-      <w:r>
-        <w:t xml:space="preserve"> 🔒 — </w:t>
-      </w:r>
-      <w:r>
-        <w:rPr>
-          <w:rFonts w:ascii="Consolas" w:cs="Consolas" w:eastAsia="Consolas" w:hAnsi="Consolas"/>
-          <w:shd w:fill="EEF1F5" w:color="auto" w:val="clear"/>
-        </w:rPr>
-        <w:t xml:space="preserve">get_recording_session</w:t>
-      </w:r>
-    </w:p>
-    <w:p>
-      <w:pPr>
-        <w:spacing w:after="160"/>
-      </w:pPr>
-      <w:r>
-        <w:t xml:space="preserve">Xem được bởi chủ phòng hoặc bất kỳ tài khoản nào đang/đã từng là thành viên phòng đó. Ghép từng thành viên với </w:t>
-      </w:r>
-      <w:r>
-        <w:rPr>
-          <w:rFonts w:ascii="Consolas" w:cs="Consolas" w:eastAsia="Consolas" w:hAnsi="Consolas"/>
-          <w:shd w:fill="EEF1F5" w:color="auto" w:val="clear"/>
-        </w:rPr>
-        <w:t xml:space="preserve">videos</w:t>
-      </w:r>
-      <w:r>
-        <w:t xml:space="preserve"> theo </w:t>
-      </w:r>
-      <w:r>
-        <w:rPr>
-          <w:rFonts w:ascii="Consolas" w:cs="Consolas" w:eastAsia="Consolas" w:hAnsi="Consolas"/>
-          <w:shd w:fill="EEF1F5" w:color="auto" w:val="clear"/>
-        </w:rPr>
-        <w:t xml:space="preserve">(device_id, session_id)</w:t>
-      </w:r>
-      <w:r>
-        <w:t xml:space="preserve"> — đây là cách khối metadata của </w:t>
-      </w:r>
-      <w:r>
-        <w:rPr>
-          <w:rFonts w:ascii="Consolas" w:cs="Consolas" w:eastAsia="Consolas" w:hAnsi="Consolas"/>
-          <w:shd w:fill="EEF1F5" w:color="auto" w:val="clear"/>
-        </w:rPr>
-        <w:t xml:space="preserve">init_upload</w:t>
-      </w:r>
-      <w:r>
-        <w:t xml:space="preserve"> phía Remote (mang theo </w:t>
-      </w:r>
-      <w:r>
-        <w:rPr>
-          <w:rFonts w:ascii="Consolas" w:cs="Consolas" w:eastAsia="Consolas" w:hAnsi="Consolas"/>
-          <w:shd w:fill="EEF1F5" w:color="auto" w:val="clear"/>
-        </w:rPr>
-        <w:t xml:space="preserve">session_id</w:t>
-      </w:r>
-      <w:r>
-        <w:t xml:space="preserve"> từ payload lệnh </w:t>
-      </w:r>
-      <w:r>
-        <w:rPr>
-          <w:rFonts w:ascii="Consolas" w:cs="Consolas" w:eastAsia="Consolas" w:hAnsi="Consolas"/>
-          <w:shd w:fill="EEF1F5" w:color="auto" w:val="clear"/>
-        </w:rPr>
-        <w:t xml:space="preserve">start_record</w:t>
-      </w:r>
-      <w:r>
-        <w:t xml:space="preserve">) nối lại được với phiên quay:</w:t>
-      </w:r>
-    </w:p>
-    <w:p>
-      <w:pPr>
-        <w:shd w:fill="F5F6F8" w:color="auto" w:val="clear"/>
-        <w:spacing w:after="0" w:before="0"/>
-        <w:ind w:left="120" w:right="120"/>
-      </w:pPr>
-      <w:r>
-        <w:rPr>
-          <w:rFonts w:ascii="Consolas" w:cs="Consolas" w:eastAsia="Consolas" w:hAnsi="Consolas"/>
-          <w:sz w:val="19"/>
-          <w:szCs w:val="19"/>
-        </w:rPr>
-        <w:t xml:space="preserve">{</w:t>
-      </w:r>
-    </w:p>
-    <w:p>
-      <w:pPr>
-        <w:shd w:fill="F5F6F8" w:color="auto" w:val="clear"/>
-        <w:spacing w:after="0" w:before="0"/>
-        <w:ind w:left="120" w:right="120"/>
-      </w:pPr>
-      <w:r>
-        <w:rPr>
-          <w:rFonts w:ascii="Consolas" w:cs="Consolas" w:eastAsia="Consolas" w:hAnsi="Consolas"/>
-          <w:sz w:val="19"/>
-          <w:szCs w:val="19"/>
-        </w:rPr>
-        <w:t xml:space="preserve">  "session_id": "...", "room_id": "...", "started_at": "...", "stopped_at": "...", "status": "stopped",</w:t>
-      </w:r>
-    </w:p>
-    <w:p>
-      <w:pPr>
-        <w:shd w:fill="F5F6F8" w:color="auto" w:val="clear"/>
-        <w:spacing w:after="0" w:before="0"/>
-        <w:ind w:left="120" w:right="120"/>
-      </w:pPr>
-      <w:r>
-        <w:rPr>
-          <w:rFonts w:ascii="Consolas" w:cs="Consolas" w:eastAsia="Consolas" w:hAnsi="Consolas"/>
-          <w:sz w:val="19"/>
-          <w:szCs w:val="19"/>
-        </w:rPr>
-        <w:t xml:space="preserve">  "members": [ { "member_id": "...", "camera_name": "...", "state": "recording", "duration": 5000, "video_id": "...", "uploaded": 1 } ]</w:t>
-      </w:r>
-    </w:p>
-    <w:p>
-      <w:pPr>
-        <w:shd w:fill="F5F6F8" w:color="auto" w:val="clear"/>
-        <w:spacing w:after="0" w:before="0"/>
-        <w:ind w:left="120" w:right="120"/>
-      </w:pPr>
-      <w:r>
-        <w:rPr>
-          <w:rFonts w:ascii="Consolas" w:cs="Consolas" w:eastAsia="Consolas" w:hAnsi="Consolas"/>
-          <w:sz w:val="19"/>
-          <w:szCs w:val="19"/>
-        </w:rPr>
-        <w:t xml:space="preserve">}</w:t>
-      </w:r>
-    </w:p>
-    <w:p>
-      <w:pPr>
-        <w:spacing w:after="160"/>
-      </w:pPr>
-    </w:p>
-    <w:p>
-      <w:pPr>
-        <w:pBdr>
-          <w:bottom w:val="single" w:color="CBD5E1" w:sz="6"/>
-        </w:pBdr>
-        <w:spacing w:after="240" w:before="120"/>
-      </w:pPr>
-    </w:p>
-    <w:p>
-      <w:pPr>
-        <w:pStyle w:val="Heading3"/>
-        <w:spacing w:after="120" w:before="280"/>
-      </w:pPr>
-      <w:r>
-        <w:rPr>
-          <w:rFonts w:ascii="Consolas" w:cs="Consolas" w:eastAsia="Consolas" w:hAnsi="Consolas"/>
-          <w:shd w:fill="EEF1F5" w:color="auto" w:val="clear"/>
-        </w:rPr>
-        <w:t xml:space="preserve">GET /app/version</w:t>
-      </w:r>
-      <w:r>
-        <w:t xml:space="preserve"> — </w:t>
-      </w:r>
-      <w:r>
-        <w:rPr>
-          <w:rFonts w:ascii="Consolas" w:cs="Consolas" w:eastAsia="Consolas" w:hAnsi="Consolas"/>
-          <w:shd w:fill="EEF1F5" w:color="auto" w:val="clear"/>
-        </w:rPr>
-        <w:t xml:space="preserve">check_new_version</w:t>
-      </w:r>
-    </w:p>
-    <w:p>
-      <w:pPr>
-        <w:spacing w:after="160"/>
-      </w:pPr>
-      <w:r>
-        <w:t xml:space="preserve">Query: </w:t>
-      </w:r>
-      <w:r>
-        <w:rPr>
-          <w:rFonts w:ascii="Consolas" w:cs="Consolas" w:eastAsia="Consolas" w:hAnsi="Consolas"/>
-          <w:shd w:fill="EEF1F5" w:color="auto" w:val="clear"/>
-        </w:rPr>
-        <w:t xml:space="preserve">platform</w:t>
-      </w:r>
-      <w:r>
-        <w:t xml:space="preserve">, </w:t>
-      </w:r>
-      <w:r>
-        <w:rPr>
-          <w:rFonts w:ascii="Consolas" w:cs="Consolas" w:eastAsia="Consolas" w:hAnsi="Consolas"/>
-          <w:shd w:fill="EEF1F5" w:color="auto" w:val="clear"/>
-        </w:rPr>
-        <w:t xml:space="preserve">current_version</w:t>
-      </w:r>
-      <w:r>
-        <w:t xml:space="preserve"> (được nhận nhưng chưa dùng đến). Hiện trả về giá trị tĩnh vì backend chưa theo dõi phiên bản client theo từng nền tảng: </w:t>
-      </w:r>
-      <w:r>
-        <w:rPr>
-          <w:rFonts w:ascii="Consolas" w:cs="Consolas" w:eastAsia="Consolas" w:hAnsi="Consolas"/>
-          <w:shd w:fill="EEF1F5" w:color="auto" w:val="clear"/>
-        </w:rPr>
-        <w:t xml:space="preserve">{ latest_version, is_force_update: 0, release_note, store_url }</w:t>
-      </w:r>
-      <w:r>
-        <w:t xml:space="preserve">.</w:t>
-      </w:r>
-    </w:p>
-    <w:p>
-      <w:pPr>
-        <w:pBdr>
-          <w:bottom w:val="single" w:color="CBD5E1" w:sz="6"/>
-        </w:pBdr>
-        <w:spacing w:after="240" w:before="120"/>
-      </w:pPr>
-    </w:p>
-    <w:p>
-      <w:pPr>
-        <w:pStyle w:val="Heading2"/>
-        <w:spacing w:after="120" w:before="280"/>
-      </w:pPr>
-      <w:r>
-        <w:t xml:space="preserve">Bảng mã lỗi</w:t>
-      </w:r>
-    </w:p>
-    <w:p>
-      <w:pPr>
-        <w:spacing w:after="160"/>
-      </w:pPr>
-      <w:r>
-        <w:t xml:space="preserve">Cài đặt đúng theo mục 1.6 của đặc tả (</w:t>
-      </w:r>
-      <w:r>
-        <w:rPr>
-          <w:rFonts w:ascii="Consolas" w:cs="Consolas" w:eastAsia="Consolas" w:hAnsi="Consolas"/>
-          <w:shd w:fill="EEF1F5" w:color="auto" w:val="clear"/>
-        </w:rPr>
-        <w:t xml:space="preserve">src/utils/codes.ts</w:t>
-      </w:r>
-      <w:r>
-        <w:t xml:space="preserve">):</w:t>
       </w:r>
     </w:p>
     <w:tbl>
@@ -5292,7 +5035,7 @@
                 <w:bCs/>
                 <w:color w:val="FFFFFF"/>
               </w:rPr>
-              <w:t xml:space="preserve">Mã</w:t>
+              <w:t xml:space="preserve">→ client gửi server</w:t>
             </w:r>
           </w:p>
         </w:tc>
@@ -5318,7 +5061,7 @@
                 <w:bCs/>
                 <w:color w:val="FFFFFF"/>
               </w:rPr>
-              <w:t xml:space="preserve">Ý nghĩa</w:t>
+              <w:t xml:space="preserve">← server phản hồi/đẩy sự kiện</w:t>
             </w:r>
           </w:p>
         </w:tc>
@@ -5340,7 +5083,11 @@
               <w:spacing w:after="0" w:before="0"/>
             </w:pPr>
             <w:r>
-              <w:t xml:space="preserve">1000</w:t>
+              <w:rPr>
+                <w:i/>
+                <w:iCs/>
+              </w:rPr>
+              <w:t xml:space="preserve">(ngay khi kết nối)</w:t>
             </w:r>
           </w:p>
         </w:tc>
@@ -5360,7 +5107,10 @@
               <w:spacing w:after="0" w:before="0"/>
             </w:pPr>
             <w:r>
-              <w:t xml:space="preserve">Thành công</w:t>
+              <w:rPr>
+                <w:rFonts w:ascii="Consolas" w:cs="Consolas" w:eastAsia="Consolas" w:hAnsi="Consolas"/>
+              </w:rPr>
+              <w:t xml:space="preserve">welcome { participant_id, role, rtp_capabilities }</w:t>
             </w:r>
           </w:p>
         </w:tc>
@@ -5383,7 +5133,10 @@
               <w:spacing w:after="0" w:before="0"/>
             </w:pPr>
             <w:r>
-              <w:t xml:space="preserve">1001</w:t>
+              <w:rPr>
+                <w:rFonts w:ascii="Consolas" w:cs="Consolas" w:eastAsia="Consolas" w:hAnsi="Consolas"/>
+              </w:rPr>
+              <w:t xml:space="preserve">create-transport { direction: "send"|"recv" }</w:t>
             </w:r>
           </w:p>
         </w:tc>
@@ -5404,7 +5157,10 @@
               <w:spacing w:after="0" w:before="0"/>
             </w:pPr>
             <w:r>
-              <w:t xml:space="preserve">Không kết nối được CSDL / kho lưu trữ đối tượng</w:t>
+              <w:rPr>
+                <w:rFonts w:ascii="Consolas" w:cs="Consolas" w:eastAsia="Consolas" w:hAnsi="Consolas"/>
+              </w:rPr>
+              <w:t xml:space="preserve">transport-created { transport_id, ice_parameters, ice_candidates, dtls_parameters }</w:t>
             </w:r>
           </w:p>
         </w:tc>
@@ -5426,7 +5182,10 @@
               <w:spacing w:after="0" w:before="0"/>
             </w:pPr>
             <w:r>
-              <w:t xml:space="preserve">1002</w:t>
+              <w:rPr>
+                <w:rFonts w:ascii="Consolas" w:cs="Consolas" w:eastAsia="Consolas" w:hAnsi="Consolas"/>
+              </w:rPr>
+              <w:t xml:space="preserve">connect-transport { transport_id, dtls_parameters }</w:t>
             </w:r>
           </w:p>
         </w:tc>
@@ -5446,7 +5205,10 @@
               <w:spacing w:after="0" w:before="0"/>
             </w:pPr>
             <w:r>
-              <w:t xml:space="preserve">Thiếu tham số bắt buộc</w:t>
+              <w:rPr>
+                <w:rFonts w:ascii="Consolas" w:cs="Consolas" w:eastAsia="Consolas" w:hAnsi="Consolas"/>
+              </w:rPr>
+              <w:t xml:space="preserve">transport-connected { transport_id }</w:t>
             </w:r>
           </w:p>
         </w:tc>
@@ -5469,7 +5231,13 @@
               <w:spacing w:after="0" w:before="0"/>
             </w:pPr>
             <w:r>
-              <w:t xml:space="preserve">1003</w:t>
+              <w:rPr>
+                <w:rFonts w:ascii="Consolas" w:cs="Consolas" w:eastAsia="Consolas" w:hAnsi="Consolas"/>
+              </w:rPr>
+              <w:t xml:space="preserve">produce { transport_id, kind, rtp_parameters }</w:t>
+            </w:r>
+            <w:r>
+              <w:t xml:space="preserve"> (chỉ remote)</w:t>
             </w:r>
           </w:p>
         </w:tc>
@@ -5490,7 +5258,19 @@
               <w:spacing w:after="0" w:before="0"/>
             </w:pPr>
             <w:r>
-              <w:t xml:space="preserve">Sai kiểu tham số</w:t>
+              <w:rPr>
+                <w:rFonts w:ascii="Consolas" w:cs="Consolas" w:eastAsia="Consolas" w:hAnsi="Consolas"/>
+              </w:rPr>
+              <w:t xml:space="preserve">produced { producer_id }</w:t>
+            </w:r>
+            <w:r>
+              <w:t xml:space="preserve">, sau đó mọi thành viên khác nhận </w:t>
+            </w:r>
+            <w:r>
+              <w:rPr>
+                <w:rFonts w:ascii="Consolas" w:cs="Consolas" w:eastAsia="Consolas" w:hAnsi="Consolas"/>
+              </w:rPr>
+              <w:t xml:space="preserve">new-producer { member_id, producer_id, kind }</w:t>
             </w:r>
           </w:p>
         </w:tc>
@@ -5512,7 +5292,13 @@
               <w:spacing w:after="0" w:before="0"/>
             </w:pPr>
             <w:r>
-              <w:t xml:space="preserve">1004</w:t>
+              <w:rPr>
+                <w:rFonts w:ascii="Consolas" w:cs="Consolas" w:eastAsia="Consolas" w:hAnsi="Consolas"/>
+              </w:rPr>
+              <w:t xml:space="preserve">consume { transport_id, producer_id, rtp_capabilities }</w:t>
+            </w:r>
+            <w:r>
+              <w:t xml:space="preserve"> (chỉ controller)</w:t>
             </w:r>
           </w:p>
         </w:tc>
@@ -5532,7 +5318,13 @@
               <w:spacing w:after="0" w:before="0"/>
             </w:pPr>
             <w:r>
-              <w:t xml:space="preserve">Sai giá trị tham số</w:t>
+              <w:rPr>
+                <w:rFonts w:ascii="Consolas" w:cs="Consolas" w:eastAsia="Consolas" w:hAnsi="Consolas"/>
+              </w:rPr>
+              <w:t xml:space="preserve">consumed { consumer_id, producer_id, kind, rtp_parameters }</w:t>
+            </w:r>
+            <w:r>
+              <w:t xml:space="preserve"> — khởi tạo ở trạng thái tạm dừng</w:t>
             </w:r>
           </w:p>
         </w:tc>
@@ -5555,7 +5347,10 @@
               <w:spacing w:after="0" w:before="0"/>
             </w:pPr>
             <w:r>
-              <w:t xml:space="preserve">1005</w:t>
+              <w:rPr>
+                <w:rFonts w:ascii="Consolas" w:cs="Consolas" w:eastAsia="Consolas" w:hAnsi="Consolas"/>
+              </w:rPr>
+              <w:t xml:space="preserve">resume-consumer { consumer_id }</w:t>
             </w:r>
           </w:p>
         </w:tc>
@@ -5576,7 +5371,10 @@
               <w:spacing w:after="0" w:before="0"/>
             </w:pPr>
             <w:r>
-              <w:t xml:space="preserve">Lỗi không xác định</w:t>
+              <w:rPr>
+                <w:rFonts w:ascii="Consolas" w:cs="Consolas" w:eastAsia="Consolas" w:hAnsi="Consolas"/>
+              </w:rPr>
+              <w:t xml:space="preserve">consumer-resumed { consumer_id }</w:t>
             </w:r>
           </w:p>
         </w:tc>
@@ -5598,7 +5396,13 @@
               <w:spacing w:after="0" w:before="0"/>
             </w:pPr>
             <w:r>
-              <w:t xml:space="preserve">1006</w:t>
+              <w:rPr>
+                <w:rFonts w:ascii="Consolas" w:cs="Consolas" w:eastAsia="Consolas" w:hAnsi="Consolas"/>
+              </w:rPr>
+              <w:t xml:space="preserve">get-producers</w:t>
+            </w:r>
+            <w:r>
+              <w:t xml:space="preserve"> (chỉ controller)</w:t>
             </w:r>
           </w:p>
         </w:tc>
@@ -5618,7 +5422,13 @@
               <w:spacing w:after="0" w:before="0"/>
             </w:pPr>
             <w:r>
-              <w:t xml:space="preserve">File quá lớn (video vượt 1 GB, hoặc giới hạn riêng theo vai trò)</w:t>
+              <w:rPr>
+                <w:rFonts w:ascii="Consolas" w:cs="Consolas" w:eastAsia="Consolas" w:hAnsi="Consolas"/>
+              </w:rPr>
+              <w:t xml:space="preserve">producers { producers: [{ member_id, producer_id, kind }] }</w:t>
+            </w:r>
+            <w:r>
+              <w:t xml:space="preserve"> — dùng khi vào muộn/kết nối lại</w:t>
             </w:r>
           </w:p>
         </w:tc>
@@ -5641,7 +5451,11 @@
               <w:spacing w:after="0" w:before="0"/>
             </w:pPr>
             <w:r>
-              <w:t xml:space="preserve">1007</w:t>
+              <w:rPr>
+                <w:i/>
+                <w:iCs/>
+              </w:rPr>
+              <w:t xml:space="preserve">(chủ của một producer rời/bị kick)</w:t>
             </w:r>
           </w:p>
         </w:tc>
@@ -5662,7 +5476,10 @@
               <w:spacing w:after="0" w:before="0"/>
             </w:pPr>
             <w:r>
-              <w:t xml:space="preserve">Upload thất bại (sai checksum của mảnh/toàn file, v.v.)</w:t>
+              <w:rPr>
+                <w:rFonts w:ascii="Consolas" w:cs="Consolas" w:eastAsia="Consolas" w:hAnsi="Consolas"/>
+              </w:rPr>
+              <w:t xml:space="preserve">producer-closed { member_id, producer_id }</w:t>
             </w:r>
           </w:p>
         </w:tc>
@@ -5684,7 +5501,11 @@
               <w:spacing w:after="0" w:before="0"/>
             </w:pPr>
             <w:r>
-              <w:t xml:space="preserve">1008</w:t>
+              <w:rPr>
+                <w:i/>
+                <w:iCs/>
+              </w:rPr>
+              <w:t xml:space="preserve">(message sai định dạng / sai vai trò / id không tồn tại)</w:t>
             </w:r>
           </w:p>
         </w:tc>
@@ -5704,17 +5525,800 @@
               <w:spacing w:after="0" w:before="0"/>
             </w:pPr>
             <w:r>
-              <w:t xml:space="preserve">Vượt giới hạn số lượng (ví dụ &gt;100 phần tử </w:t>
-            </w:r>
-            <w:r>
               <w:rPr>
                 <w:rFonts w:ascii="Consolas" w:cs="Consolas" w:eastAsia="Consolas" w:hAnsi="Consolas"/>
-                <w:shd w:fill="EEF1F5" w:color="auto" w:val="clear"/>
               </w:rPr>
-              <w:t xml:space="preserve">check_uploaded</w:t>
-            </w:r>
-            <w:r>
-              <w:t xml:space="preserve">, &gt;50 khi xóa hàng loạt)</w:t>
+              <w:t xml:space="preserve">error { message, request_id }</w:t>
+            </w:r>
+          </w:p>
+        </w:tc>
+      </w:tr>
+    </w:tbl>
+    <w:p>
+      <w:pPr>
+        <w:spacing w:after="160"/>
+      </w:pPr>
+    </w:p>
+    <w:p>
+      <w:pPr>
+        <w:spacing w:after="160"/>
+      </w:pPr>
+      <w:r>
+        <w:t xml:space="preserve">Sau khi transport kết nối xong, luồng RTP đi thẳng giữa thiết bị và worker mediasoup qua UDP — không còn đi qua socket này nữa. Đóng socket (từ phía nào cũng vậy) sẽ lập tức dọn transport/producer/consumer của người đó và báo cho cả phòng biết; </w:t>
+      </w:r>
+      <w:r>
+        <w:rPr>
+          <w:rFonts w:ascii="Consolas" w:cs="Consolas" w:eastAsia="Consolas" w:hAnsi="Consolas"/>
+          <w:shd w:fill="EEF1F5" w:color="auto" w:val="clear"/>
+        </w:rPr>
+        <w:t xml:space="preserve">leave_room</w:t>
+      </w:r>
+      <w:r>
+        <w:t xml:space="preserve">/</w:t>
+      </w:r>
+      <w:r>
+        <w:rPr>
+          <w:rFonts w:ascii="Consolas" w:cs="Consolas" w:eastAsia="Consolas" w:hAnsi="Consolas"/>
+          <w:shd w:fill="EEF1F5" w:color="auto" w:val="clear"/>
+        </w:rPr>
+        <w:t xml:space="preserve">kick_member</w:t>
+      </w:r>
+      <w:r>
+        <w:t xml:space="preserve">/</w:t>
+      </w:r>
+      <w:r>
+        <w:rPr>
+          <w:rFonts w:ascii="Consolas" w:cs="Consolas" w:eastAsia="Consolas" w:hAnsi="Consolas"/>
+          <w:shd w:fill="EEF1F5" w:color="auto" w:val="clear"/>
+        </w:rPr>
+        <w:t xml:space="preserve">close_room</w:t>
+      </w:r>
+      <w:r>
+        <w:t xml:space="preserve"> cũng chủ động đóng socket từ phía server, nên luồng hình của một máy Remote bị kick sẽ mất ngay cả khi client của máy đó không xử lý lệnh </w:t>
+      </w:r>
+      <w:r>
+        <w:rPr>
+          <w:rFonts w:ascii="Consolas" w:cs="Consolas" w:eastAsia="Consolas" w:hAnsi="Consolas"/>
+          <w:shd w:fill="EEF1F5" w:color="auto" w:val="clear"/>
+        </w:rPr>
+        <w:t xml:space="preserve">leave_room</w:t>
+      </w:r>
+      <w:r>
+        <w:t xml:space="preserve">.</w:t>
+      </w:r>
+    </w:p>
+    <w:p>
+      <w:pPr>
+        <w:pStyle w:val="Heading4"/>
+        <w:spacing w:after="120" w:before="280"/>
+      </w:pPr>
+      <w:r>
+        <w:rPr>
+          <w:rFonts w:ascii="Consolas" w:cs="Consolas" w:eastAsia="Consolas" w:hAnsi="Consolas"/>
+          <w:shd w:fill="EEF1F5" w:color="auto" w:val="clear"/>
+        </w:rPr>
+        <w:t xml:space="preserve">POST /rooms/{room_id}/recording/start</w:t>
+      </w:r>
+      <w:r>
+        <w:t xml:space="preserve"> 🔒 — </w:t>
+      </w:r>
+      <w:r>
+        <w:rPr>
+          <w:rFonts w:ascii="Consolas" w:cs="Consolas" w:eastAsia="Consolas" w:hAnsi="Consolas"/>
+          <w:shd w:fill="EEF1F5" w:color="auto" w:val="clear"/>
+        </w:rPr>
+        <w:t xml:space="preserve">start_recording</w:t>
+      </w:r>
+    </w:p>
+    <w:p>
+      <w:pPr>
+        <w:spacing w:after="160"/>
+      </w:pPr>
+      <w:r>
+        <w:t xml:space="preserve">Body: </w:t>
+      </w:r>
+      <w:r>
+        <w:rPr>
+          <w:rFonts w:ascii="Consolas" w:cs="Consolas" w:eastAsia="Consolas" w:hAnsi="Consolas"/>
+          <w:shd w:fill="EEF1F5" w:color="auto" w:val="clear"/>
+        </w:rPr>
+        <w:t xml:space="preserve">{ "target": "all" | ["member_id", ...], "config"?: { "resolution"?, "fps"?, "max_duration"? }, "client_command_id" }</w:t>
+      </w:r>
+      <w:r>
+        <w:t xml:space="preserve">. Xếp lệnh </w:t>
+      </w:r>
+      <w:r>
+        <w:rPr>
+          <w:rFonts w:ascii="Consolas" w:cs="Consolas" w:eastAsia="Consolas" w:hAnsi="Consolas"/>
+          <w:shd w:fill="EEF1F5" w:color="auto" w:val="clear"/>
+        </w:rPr>
+        <w:t xml:space="preserve">start_record</w:t>
+      </w:r>
+      <w:r>
+        <w:t xml:space="preserve"> (giao qua </w:t>
+      </w:r>
+      <w:r>
+        <w:rPr>
+          <w:rFonts w:ascii="Consolas" w:cs="Consolas" w:eastAsia="Consolas" w:hAnsi="Consolas"/>
+          <w:shd w:fill="EEF1F5" w:color="auto" w:val="clear"/>
+        </w:rPr>
+        <w:t xml:space="preserve">sync_device</w:t>
+      </w:r>
+      <w:r>
+        <w:t xml:space="preserve">) cho mọi thành viên đang online và đã cấp quyền. </w:t>
+      </w:r>
+      <w:r>
+        <w:rPr>
+          <w:rFonts w:ascii="Consolas" w:cs="Consolas" w:eastAsia="Consolas" w:hAnsi="Consolas"/>
+          <w:shd w:fill="EEF1F5" w:color="auto" w:val="clear"/>
+        </w:rPr>
+        <w:t xml:space="preserve">1010</w:t>
+      </w:r>
+      <w:r>
+        <w:t xml:space="preserve"> nếu phòng đang quay rồi; </w:t>
+      </w:r>
+      <w:r>
+        <w:rPr>
+          <w:rFonts w:ascii="Consolas" w:cs="Consolas" w:eastAsia="Consolas" w:hAnsi="Consolas"/>
+          <w:shd w:fill="EEF1F5" w:color="auto" w:val="clear"/>
+        </w:rPr>
+        <w:t xml:space="preserve">1011</w:t>
+      </w:r>
+      <w:r>
+        <w:t xml:space="preserve"> nếu không có máy nào đủ điều kiện.</w:t>
+      </w:r>
+    </w:p>
+    <w:p>
+      <w:pPr>
+        <w:shd w:fill="F5F6F8" w:color="auto" w:val="clear"/>
+        <w:spacing w:after="0" w:before="0"/>
+        <w:ind w:left="120" w:right="120"/>
+      </w:pPr>
+      <w:r>
+        <w:rPr>
+          <w:rFonts w:ascii="Consolas" w:cs="Consolas" w:eastAsia="Consolas" w:hAnsi="Consolas"/>
+          <w:sz w:val="19"/>
+          <w:szCs w:val="19"/>
+        </w:rPr>
+        <w:t xml:space="preserve">{ "session_id": "...", "started_at": "...", "command_id": "cmd-1", "targets": ["member-1"], "rejected": [{ "member_id": "member-2", "reason": "offline" }] }</w:t>
+      </w:r>
+    </w:p>
+    <w:p>
+      <w:pPr>
+        <w:spacing w:after="160"/>
+      </w:pPr>
+    </w:p>
+    <w:p>
+      <w:pPr>
+        <w:pStyle w:val="Heading4"/>
+        <w:spacing w:after="120" w:before="280"/>
+      </w:pPr>
+      <w:r>
+        <w:rPr>
+          <w:rFonts w:ascii="Consolas" w:cs="Consolas" w:eastAsia="Consolas" w:hAnsi="Consolas"/>
+          <w:shd w:fill="EEF1F5" w:color="auto" w:val="clear"/>
+        </w:rPr>
+        <w:t xml:space="preserve">POST /rooms/{room_id}/recording/stop</w:t>
+      </w:r>
+      <w:r>
+        <w:t xml:space="preserve"> 🔒 — </w:t>
+      </w:r>
+      <w:r>
+        <w:rPr>
+          <w:rFonts w:ascii="Consolas" w:cs="Consolas" w:eastAsia="Consolas" w:hAnsi="Consolas"/>
+          <w:shd w:fill="EEF1F5" w:color="auto" w:val="clear"/>
+        </w:rPr>
+        <w:t xml:space="preserve">stop_recording</w:t>
+      </w:r>
+    </w:p>
+    <w:p>
+      <w:pPr>
+        <w:spacing w:after="160"/>
+      </w:pPr>
+      <w:r>
+        <w:t xml:space="preserve">Body: </w:t>
+      </w:r>
+      <w:r>
+        <w:rPr>
+          <w:rFonts w:ascii="Consolas" w:cs="Consolas" w:eastAsia="Consolas" w:hAnsi="Consolas"/>
+          <w:shd w:fill="EEF1F5" w:color="auto" w:val="clear"/>
+        </w:rPr>
+        <w:t xml:space="preserve">{ "target": "all" | ["member_id", ...], "client_command_id" }</w:t>
+      </w:r>
+      <w:r>
+        <w:t xml:space="preserve">. Video </w:t>
+      </w:r>
+      <w:r>
+        <w:rPr>
+          <w:b/>
+          <w:bCs/>
+        </w:rPr>
+        <w:t xml:space="preserve">không</w:t>
+      </w:r>
+      <w:r>
+        <w:t xml:space="preserve"> tự động upload — vẫn nằm trong thư mục clip của máy Remote cho tới khi người dùng chủ động gửi. Kết quả trả về chỉ phản ánh lệnh vừa xếp hàng (</w:t>
+      </w:r>
+      <w:r>
+        <w:rPr>
+          <w:rFonts w:ascii="Consolas" w:cs="Consolas" w:eastAsia="Consolas" w:hAnsi="Consolas"/>
+          <w:shd w:fill="EEF1F5" w:color="auto" w:val="clear"/>
+        </w:rPr>
+        <w:t xml:space="preserve">status: "stop_queued"</w:t>
+      </w:r>
+      <w:r>
+        <w:t xml:space="preserve">, chưa có duration/size) — trạng thái hoàn tất thật sự của từng máy chỉ có sau khi lần </w:t>
+      </w:r>
+      <w:r>
+        <w:rPr>
+          <w:rFonts w:ascii="Consolas" w:cs="Consolas" w:eastAsia="Consolas" w:hAnsi="Consolas"/>
+          <w:shd w:fill="EEF1F5" w:color="auto" w:val="clear"/>
+        </w:rPr>
+        <w:t xml:space="preserve">sync_device</w:t>
+      </w:r>
+      <w:r>
+        <w:t xml:space="preserve"> kế tiếp của máy đó báo </w:t>
+      </w:r>
+      <w:r>
+        <w:rPr>
+          <w:rFonts w:ascii="Consolas" w:cs="Consolas" w:eastAsia="Consolas" w:hAnsi="Consolas"/>
+          <w:shd w:fill="EEF1F5" w:color="auto" w:val="clear"/>
+        </w:rPr>
+        <w:t xml:space="preserve">recording_state: saved</w:t>
+      </w:r>
+      <w:r>
+        <w:t xml:space="preserve">; theo dõi qua </w:t>
+      </w:r>
+      <w:r>
+        <w:rPr>
+          <w:rFonts w:ascii="Consolas" w:cs="Consolas" w:eastAsia="Consolas" w:hAnsi="Consolas"/>
+          <w:shd w:fill="EEF1F5" w:color="auto" w:val="clear"/>
+        </w:rPr>
+        <w:t xml:space="preserve">sync_room</w:t>
+      </w:r>
+      <w:r>
+        <w:t xml:space="preserve">/</w:t>
+      </w:r>
+      <w:r>
+        <w:rPr>
+          <w:rFonts w:ascii="Consolas" w:cs="Consolas" w:eastAsia="Consolas" w:hAnsi="Consolas"/>
+          <w:shd w:fill="EEF1F5" w:color="auto" w:val="clear"/>
+        </w:rPr>
+        <w:t xml:space="preserve">get_recording_session</w:t>
+      </w:r>
+      <w:r>
+        <w:t xml:space="preserve">.</w:t>
+      </w:r>
+    </w:p>
+    <w:p>
+      <w:pPr>
+        <w:pStyle w:val="Heading4"/>
+        <w:spacing w:after="120" w:before="280"/>
+      </w:pPr>
+      <w:r>
+        <w:rPr>
+          <w:rFonts w:ascii="Consolas" w:cs="Consolas" w:eastAsia="Consolas" w:hAnsi="Consolas"/>
+          <w:shd w:fill="EEF1F5" w:color="auto" w:val="clear"/>
+        </w:rPr>
+        <w:t xml:space="preserve">PUT /rooms/{room_id}/members/{member_id}/camera</w:t>
+      </w:r>
+      <w:r>
+        <w:t xml:space="preserve"> 🔒 — </w:t>
+      </w:r>
+      <w:r>
+        <w:rPr>
+          <w:rFonts w:ascii="Consolas" w:cs="Consolas" w:eastAsia="Consolas" w:hAnsi="Consolas"/>
+          <w:shd w:fill="EEF1F5" w:color="auto" w:val="clear"/>
+        </w:rPr>
+        <w:t xml:space="preserve">set_camera_config</w:t>
+      </w:r>
+    </w:p>
+    <w:p>
+      <w:pPr>
+        <w:spacing w:after="160"/>
+      </w:pPr>
+      <w:r>
+        <w:t xml:space="preserve">Body: </w:t>
+      </w:r>
+      <w:r>
+        <w:rPr>
+          <w:rFonts w:ascii="Consolas" w:cs="Consolas" w:eastAsia="Consolas" w:hAnsi="Consolas"/>
+          <w:shd w:fill="EEF1F5" w:color="auto" w:val="clear"/>
+        </w:rPr>
+        <w:t xml:space="preserve">{ "flash_mode": "off"|"on"|"auto"|"torch", "zoom_factor": 0.5-10.0, "client_command_id" }</w:t>
+      </w:r>
+      <w:r>
+        <w:t xml:space="preserve">. Xếp lệnh </w:t>
+      </w:r>
+      <w:r>
+        <w:rPr>
+          <w:rFonts w:ascii="Consolas" w:cs="Consolas" w:eastAsia="Consolas" w:hAnsi="Consolas"/>
+          <w:shd w:fill="EEF1F5" w:color="auto" w:val="clear"/>
+        </w:rPr>
+        <w:t xml:space="preserve">camera_config</w:t>
+      </w:r>
+      <w:r>
+        <w:t xml:space="preserve">; bản ghi thành viên được cập nhật ngay theo hướng lạc quan (việc chờ </w:t>
+      </w:r>
+      <w:r>
+        <w:rPr>
+          <w:rFonts w:ascii="Consolas" w:cs="Consolas" w:eastAsia="Consolas" w:hAnsi="Consolas"/>
+          <w:shd w:fill="EEF1F5" w:color="auto" w:val="clear"/>
+        </w:rPr>
+        <w:t xml:space="preserve">sync_room</w:t>
+      </w:r>
+      <w:r>
+        <w:t xml:space="preserve"> xác nhận là do phía client tự quyết định theo gợi ý của đặc tả).</w:t>
+      </w:r>
+    </w:p>
+    <w:p>
+      <w:pPr>
+        <w:pStyle w:val="Heading4"/>
+        <w:spacing w:after="120" w:before="280"/>
+      </w:pPr>
+      <w:r>
+        <w:rPr>
+          <w:rFonts w:ascii="Consolas" w:cs="Consolas" w:eastAsia="Consolas" w:hAnsi="Consolas"/>
+          <w:shd w:fill="EEF1F5" w:color="auto" w:val="clear"/>
+        </w:rPr>
+        <w:t xml:space="preserve">GET /rooms/{room_id}/members/{member_id}/camera</w:t>
+      </w:r>
+      <w:r>
+        <w:t xml:space="preserve"> 🔒 — </w:t>
+      </w:r>
+      <w:r>
+        <w:rPr>
+          <w:rFonts w:ascii="Consolas" w:cs="Consolas" w:eastAsia="Consolas" w:hAnsi="Consolas"/>
+          <w:shd w:fill="EEF1F5" w:color="auto" w:val="clear"/>
+        </w:rPr>
+        <w:t xml:space="preserve">get_camera_config</w:t>
+      </w:r>
+    </w:p>
+    <w:p>
+      <w:pPr>
+        <w:spacing w:after="160"/>
+      </w:pPr>
+      <w:r>
+        <w:t xml:space="preserve">Trả về </w:t>
+      </w:r>
+      <w:r>
+        <w:rPr>
+          <w:rFonts w:ascii="Consolas" w:cs="Consolas" w:eastAsia="Consolas" w:hAnsi="Consolas"/>
+          <w:shd w:fill="EEF1F5" w:color="auto" w:val="clear"/>
+        </w:rPr>
+        <w:t xml:space="preserve">{ flash_mode, zoom_factor, zoom_range: { min, max }, has_flash }</w:t>
+      </w:r>
+      <w:r>
+        <w:t xml:space="preserve">. </w:t>
+      </w:r>
+      <w:r>
+        <w:rPr>
+          <w:rFonts w:ascii="Consolas" w:cs="Consolas" w:eastAsia="Consolas" w:hAnsi="Consolas"/>
+          <w:shd w:fill="EEF1F5" w:color="auto" w:val="clear"/>
+        </w:rPr>
+        <w:t xml:space="preserve">zoom_range</w:t>
+      </w:r>
+      <w:r>
+        <w:t xml:space="preserve">/</w:t>
+      </w:r>
+      <w:r>
+        <w:rPr>
+          <w:rFonts w:ascii="Consolas" w:cs="Consolas" w:eastAsia="Consolas" w:hAnsi="Consolas"/>
+          <w:shd w:fill="EEF1F5" w:color="auto" w:val="clear"/>
+        </w:rPr>
+        <w:t xml:space="preserve">has_flash</w:t>
+      </w:r>
+      <w:r>
+        <w:t xml:space="preserve"> lấy từ </w:t>
+      </w:r>
+      <w:r>
+        <w:rPr>
+          <w:rFonts w:ascii="Consolas" w:cs="Consolas" w:eastAsia="Consolas" w:hAnsi="Consolas"/>
+          <w:shd w:fill="EEF1F5" w:color="auto" w:val="clear"/>
+        </w:rPr>
+        <w:t xml:space="preserve">capabilities</w:t>
+      </w:r>
+      <w:r>
+        <w:t xml:space="preserve"> đã đăng ký của thiết bị nếu có, không thì mặc định </w:t>
+      </w:r>
+      <w:r>
+        <w:rPr>
+          <w:rFonts w:ascii="Consolas" w:cs="Consolas" w:eastAsia="Consolas" w:hAnsi="Consolas"/>
+          <w:shd w:fill="EEF1F5" w:color="auto" w:val="clear"/>
+        </w:rPr>
+        <w:t xml:space="preserve">{0.5, 10.0}</w:t>
+      </w:r>
+      <w:r>
+        <w:t xml:space="preserve"> / </w:t>
+      </w:r>
+      <w:r>
+        <w:rPr>
+          <w:rFonts w:ascii="Consolas" w:cs="Consolas" w:eastAsia="Consolas" w:hAnsi="Consolas"/>
+          <w:shd w:fill="EEF1F5" w:color="auto" w:val="clear"/>
+        </w:rPr>
+        <w:t xml:space="preserve">true</w:t>
+      </w:r>
+      <w:r>
+        <w:t xml:space="preserve">.</w:t>
+      </w:r>
+    </w:p>
+    <w:p>
+      <w:pPr>
+        <w:pBdr>
+          <w:bottom w:val="single" w:color="CBD5E1" w:sz="6"/>
+        </w:pBdr>
+        <w:spacing w:after="240" w:before="120"/>
+      </w:pPr>
+    </w:p>
+    <w:p>
+      <w:pPr>
+        <w:pStyle w:val="Heading3"/>
+        <w:spacing w:after="120" w:before="280"/>
+      </w:pPr>
+      <w:r>
+        <w:t xml:space="preserve">Phiên quay</w:t>
+      </w:r>
+    </w:p>
+    <w:p>
+      <w:pPr>
+        <w:pStyle w:val="Heading4"/>
+        <w:spacing w:after="120" w:before="280"/>
+      </w:pPr>
+      <w:r>
+        <w:rPr>
+          <w:rFonts w:ascii="Consolas" w:cs="Consolas" w:eastAsia="Consolas" w:hAnsi="Consolas"/>
+          <w:shd w:fill="EEF1F5" w:color="auto" w:val="clear"/>
+        </w:rPr>
+        <w:t xml:space="preserve">GET /recording-sessions/{session_id}</w:t>
+      </w:r>
+      <w:r>
+        <w:t xml:space="preserve"> 🔒 — </w:t>
+      </w:r>
+      <w:r>
+        <w:rPr>
+          <w:rFonts w:ascii="Consolas" w:cs="Consolas" w:eastAsia="Consolas" w:hAnsi="Consolas"/>
+          <w:shd w:fill="EEF1F5" w:color="auto" w:val="clear"/>
+        </w:rPr>
+        <w:t xml:space="preserve">get_recording_session</w:t>
+      </w:r>
+    </w:p>
+    <w:p>
+      <w:pPr>
+        <w:spacing w:after="160"/>
+      </w:pPr>
+      <w:r>
+        <w:t xml:space="preserve">Xem được bởi chủ phòng hoặc bất kỳ tài khoản nào đang/đã từng là thành viên phòng đó. Ghép từng thành viên với </w:t>
+      </w:r>
+      <w:r>
+        <w:rPr>
+          <w:rFonts w:ascii="Consolas" w:cs="Consolas" w:eastAsia="Consolas" w:hAnsi="Consolas"/>
+          <w:shd w:fill="EEF1F5" w:color="auto" w:val="clear"/>
+        </w:rPr>
+        <w:t xml:space="preserve">videos</w:t>
+      </w:r>
+      <w:r>
+        <w:t xml:space="preserve"> theo </w:t>
+      </w:r>
+      <w:r>
+        <w:rPr>
+          <w:rFonts w:ascii="Consolas" w:cs="Consolas" w:eastAsia="Consolas" w:hAnsi="Consolas"/>
+          <w:shd w:fill="EEF1F5" w:color="auto" w:val="clear"/>
+        </w:rPr>
+        <w:t xml:space="preserve">(device_id, session_id)</w:t>
+      </w:r>
+      <w:r>
+        <w:t xml:space="preserve"> — đây là cách khối metadata của </w:t>
+      </w:r>
+      <w:r>
+        <w:rPr>
+          <w:rFonts w:ascii="Consolas" w:cs="Consolas" w:eastAsia="Consolas" w:hAnsi="Consolas"/>
+          <w:shd w:fill="EEF1F5" w:color="auto" w:val="clear"/>
+        </w:rPr>
+        <w:t xml:space="preserve">init_upload</w:t>
+      </w:r>
+      <w:r>
+        <w:t xml:space="preserve"> phía Remote (mang theo </w:t>
+      </w:r>
+      <w:r>
+        <w:rPr>
+          <w:rFonts w:ascii="Consolas" w:cs="Consolas" w:eastAsia="Consolas" w:hAnsi="Consolas"/>
+          <w:shd w:fill="EEF1F5" w:color="auto" w:val="clear"/>
+        </w:rPr>
+        <w:t xml:space="preserve">session_id</w:t>
+      </w:r>
+      <w:r>
+        <w:t xml:space="preserve"> từ payload lệnh </w:t>
+      </w:r>
+      <w:r>
+        <w:rPr>
+          <w:rFonts w:ascii="Consolas" w:cs="Consolas" w:eastAsia="Consolas" w:hAnsi="Consolas"/>
+          <w:shd w:fill="EEF1F5" w:color="auto" w:val="clear"/>
+        </w:rPr>
+        <w:t xml:space="preserve">start_record</w:t>
+      </w:r>
+      <w:r>
+        <w:t xml:space="preserve">) nối lại được với phiên quay:</w:t>
+      </w:r>
+    </w:p>
+    <w:p>
+      <w:pPr>
+        <w:shd w:fill="F5F6F8" w:color="auto" w:val="clear"/>
+        <w:spacing w:after="0" w:before="0"/>
+        <w:ind w:left="120" w:right="120"/>
+      </w:pPr>
+      <w:r>
+        <w:rPr>
+          <w:rFonts w:ascii="Consolas" w:cs="Consolas" w:eastAsia="Consolas" w:hAnsi="Consolas"/>
+          <w:sz w:val="19"/>
+          <w:szCs w:val="19"/>
+        </w:rPr>
+        <w:t xml:space="preserve">{</w:t>
+      </w:r>
+    </w:p>
+    <w:p>
+      <w:pPr>
+        <w:shd w:fill="F5F6F8" w:color="auto" w:val="clear"/>
+        <w:spacing w:after="0" w:before="0"/>
+        <w:ind w:left="120" w:right="120"/>
+      </w:pPr>
+      <w:r>
+        <w:rPr>
+          <w:rFonts w:ascii="Consolas" w:cs="Consolas" w:eastAsia="Consolas" w:hAnsi="Consolas"/>
+          <w:sz w:val="19"/>
+          <w:szCs w:val="19"/>
+        </w:rPr>
+        <w:t xml:space="preserve">  "session_id": "...", "room_id": "...", "started_at": "...", "stopped_at": "...", "status": "stopped",</w:t>
+      </w:r>
+    </w:p>
+    <w:p>
+      <w:pPr>
+        <w:shd w:fill="F5F6F8" w:color="auto" w:val="clear"/>
+        <w:spacing w:after="0" w:before="0"/>
+        <w:ind w:left="120" w:right="120"/>
+      </w:pPr>
+      <w:r>
+        <w:rPr>
+          <w:rFonts w:ascii="Consolas" w:cs="Consolas" w:eastAsia="Consolas" w:hAnsi="Consolas"/>
+          <w:sz w:val="19"/>
+          <w:szCs w:val="19"/>
+        </w:rPr>
+        <w:t xml:space="preserve">  "members": [ { "member_id": "...", "camera_name": "...", "state": "recording", "duration": 5000, "video_id": "...", "uploaded": 1 } ]</w:t>
+      </w:r>
+    </w:p>
+    <w:p>
+      <w:pPr>
+        <w:shd w:fill="F5F6F8" w:color="auto" w:val="clear"/>
+        <w:spacing w:after="0" w:before="0"/>
+        <w:ind w:left="120" w:right="120"/>
+      </w:pPr>
+      <w:r>
+        <w:rPr>
+          <w:rFonts w:ascii="Consolas" w:cs="Consolas" w:eastAsia="Consolas" w:hAnsi="Consolas"/>
+          <w:sz w:val="19"/>
+          <w:szCs w:val="19"/>
+        </w:rPr>
+        <w:t xml:space="preserve">}</w:t>
+      </w:r>
+    </w:p>
+    <w:p>
+      <w:pPr>
+        <w:spacing w:after="160"/>
+      </w:pPr>
+    </w:p>
+    <w:p>
+      <w:pPr>
+        <w:pBdr>
+          <w:bottom w:val="single" w:color="CBD5E1" w:sz="6"/>
+        </w:pBdr>
+        <w:spacing w:after="240" w:before="120"/>
+      </w:pPr>
+    </w:p>
+    <w:p>
+      <w:pPr>
+        <w:pStyle w:val="Heading3"/>
+        <w:spacing w:after="120" w:before="280"/>
+      </w:pPr>
+      <w:r>
+        <w:rPr>
+          <w:rFonts w:ascii="Consolas" w:cs="Consolas" w:eastAsia="Consolas" w:hAnsi="Consolas"/>
+          <w:shd w:fill="EEF1F5" w:color="auto" w:val="clear"/>
+        </w:rPr>
+        <w:t xml:space="preserve">GET /app/version</w:t>
+      </w:r>
+      <w:r>
+        <w:t xml:space="preserve"> — </w:t>
+      </w:r>
+      <w:r>
+        <w:rPr>
+          <w:rFonts w:ascii="Consolas" w:cs="Consolas" w:eastAsia="Consolas" w:hAnsi="Consolas"/>
+          <w:shd w:fill="EEF1F5" w:color="auto" w:val="clear"/>
+        </w:rPr>
+        <w:t xml:space="preserve">check_new_version</w:t>
+      </w:r>
+    </w:p>
+    <w:p>
+      <w:pPr>
+        <w:spacing w:after="160"/>
+      </w:pPr>
+      <w:r>
+        <w:t xml:space="preserve">Query: </w:t>
+      </w:r>
+      <w:r>
+        <w:rPr>
+          <w:rFonts w:ascii="Consolas" w:cs="Consolas" w:eastAsia="Consolas" w:hAnsi="Consolas"/>
+          <w:shd w:fill="EEF1F5" w:color="auto" w:val="clear"/>
+        </w:rPr>
+        <w:t xml:space="preserve">platform</w:t>
+      </w:r>
+      <w:r>
+        <w:t xml:space="preserve">, </w:t>
+      </w:r>
+      <w:r>
+        <w:rPr>
+          <w:rFonts w:ascii="Consolas" w:cs="Consolas" w:eastAsia="Consolas" w:hAnsi="Consolas"/>
+          <w:shd w:fill="EEF1F5" w:color="auto" w:val="clear"/>
+        </w:rPr>
+        <w:t xml:space="preserve">current_version</w:t>
+      </w:r>
+      <w:r>
+        <w:t xml:space="preserve"> (được nhận nhưng chưa dùng đến). Hiện trả về giá trị tĩnh vì backend chưa theo dõi phiên bản client theo từng nền tảng: </w:t>
+      </w:r>
+      <w:r>
+        <w:rPr>
+          <w:rFonts w:ascii="Consolas" w:cs="Consolas" w:eastAsia="Consolas" w:hAnsi="Consolas"/>
+          <w:shd w:fill="EEF1F5" w:color="auto" w:val="clear"/>
+        </w:rPr>
+        <w:t xml:space="preserve">{ latest_version, is_force_update: 0, release_note, store_url }</w:t>
+      </w:r>
+      <w:r>
+        <w:t xml:space="preserve">.</w:t>
+      </w:r>
+    </w:p>
+    <w:p>
+      <w:pPr>
+        <w:pBdr>
+          <w:bottom w:val="single" w:color="CBD5E1" w:sz="6"/>
+        </w:pBdr>
+        <w:spacing w:after="240" w:before="120"/>
+      </w:pPr>
+    </w:p>
+    <w:p>
+      <w:pPr>
+        <w:pStyle w:val="Heading2"/>
+        <w:spacing w:after="120" w:before="280"/>
+      </w:pPr>
+      <w:r>
+        <w:t xml:space="preserve">Bảng mã lỗi</w:t>
+      </w:r>
+    </w:p>
+    <w:p>
+      <w:pPr>
+        <w:spacing w:after="160"/>
+      </w:pPr>
+      <w:r>
+        <w:t xml:space="preserve">Cài đặt đúng theo mục 1.6 của đặc tả (</w:t>
+      </w:r>
+      <w:r>
+        <w:rPr>
+          <w:rFonts w:ascii="Consolas" w:cs="Consolas" w:eastAsia="Consolas" w:hAnsi="Consolas"/>
+          <w:shd w:fill="EEF1F5" w:color="auto" w:val="clear"/>
+        </w:rPr>
+        <w:t xml:space="preserve">src/utils/codes.ts</w:t>
+      </w:r>
+      <w:r>
+        <w:t xml:space="preserve">):</w:t>
+      </w:r>
+    </w:p>
+    <w:tbl>
+      <w:tblPr>
+        <w:tblW w:type="dxa" w:w="9360"/>
+        <w:tblBorders>
+          <w:top w:val="single" w:color="auto" w:sz="4"/>
+          <w:left w:val="single" w:color="auto" w:sz="4"/>
+          <w:bottom w:val="single" w:color="auto" w:sz="4"/>
+          <w:right w:val="single" w:color="auto" w:sz="4"/>
+          <w:insideH w:val="single" w:color="auto" w:sz="4"/>
+          <w:insideV w:val="single" w:color="auto" w:sz="4"/>
+        </w:tblBorders>
+      </w:tblPr>
+      <w:tblGrid>
+        <w:gridCol w:w="4680"/>
+        <w:gridCol w:w="4680"/>
+      </w:tblGrid>
+      <w:tr>
+        <w:trPr>
+          <w:tblHeader/>
+        </w:trPr>
+        <w:tc>
+          <w:tcPr>
+            <w:tcW w:type="dxa" w:w="4680"/>
+            <w:shd w:fill="1F4E79" w:color="auto" w:val="clear"/>
+            <w:tcMar>
+              <w:top w:type="dxa" w:w="60"/>
+              <w:left w:type="dxa" w:w="100"/>
+              <w:bottom w:type="dxa" w:w="60"/>
+              <w:right w:type="dxa" w:w="100"/>
+            </w:tcMar>
+            <w:vAlign w:val="center"/>
+          </w:tcPr>
+          <w:p>
+            <w:pPr>
+              <w:spacing w:after="0" w:before="0"/>
+            </w:pPr>
+            <w:r>
+              <w:rPr>
+                <w:b/>
+                <w:bCs/>
+                <w:color w:val="FFFFFF"/>
+              </w:rPr>
+              <w:t xml:space="preserve">Mã</w:t>
+            </w:r>
+          </w:p>
+        </w:tc>
+        <w:tc>
+          <w:tcPr>
+            <w:tcW w:type="dxa" w:w="4680"/>
+            <w:shd w:fill="1F4E79" w:color="auto" w:val="clear"/>
+            <w:tcMar>
+              <w:top w:type="dxa" w:w="60"/>
+              <w:left w:type="dxa" w:w="100"/>
+              <w:bottom w:type="dxa" w:w="60"/>
+              <w:right w:type="dxa" w:w="100"/>
+            </w:tcMar>
+            <w:vAlign w:val="center"/>
+          </w:tcPr>
+          <w:p>
+            <w:pPr>
+              <w:spacing w:after="0" w:before="0"/>
+            </w:pPr>
+            <w:r>
+              <w:rPr>
+                <w:b/>
+                <w:bCs/>
+                <w:color w:val="FFFFFF"/>
+              </w:rPr>
+              <w:t xml:space="preserve">Ý nghĩa</w:t>
+            </w:r>
+          </w:p>
+        </w:tc>
+      </w:tr>
+      <w:tr>
+        <w:tc>
+          <w:tcPr>
+            <w:tcW w:type="dxa" w:w="4680"/>
+            <w:tcMar>
+              <w:top w:type="dxa" w:w="60"/>
+              <w:left w:type="dxa" w:w="100"/>
+              <w:bottom w:type="dxa" w:w="60"/>
+              <w:right w:type="dxa" w:w="100"/>
+            </w:tcMar>
+            <w:vAlign w:val="center"/>
+          </w:tcPr>
+          <w:p>
+            <w:pPr>
+              <w:spacing w:after="0" w:before="0"/>
+            </w:pPr>
+            <w:r>
+              <w:t xml:space="preserve">1000</w:t>
+            </w:r>
+          </w:p>
+        </w:tc>
+        <w:tc>
+          <w:tcPr>
+            <w:tcW w:type="dxa" w:w="4680"/>
+            <w:tcMar>
+              <w:top w:type="dxa" w:w="60"/>
+              <w:left w:type="dxa" w:w="100"/>
+              <w:bottom w:type="dxa" w:w="60"/>
+              <w:right w:type="dxa" w:w="100"/>
+            </w:tcMar>
+            <w:vAlign w:val="center"/>
+          </w:tcPr>
+          <w:p>
+            <w:pPr>
+              <w:spacing w:after="0" w:before="0"/>
+            </w:pPr>
+            <w:r>
+              <w:t xml:space="preserve">Thành công</w:t>
             </w:r>
           </w:p>
         </w:tc>
@@ -5737,7 +6341,7 @@
               <w:spacing w:after="0" w:before="0"/>
             </w:pPr>
             <w:r>
-              <w:t xml:space="preserve">1009</w:t>
+              <w:t xml:space="preserve">1001</w:t>
             </w:r>
           </w:p>
         </w:tc>
@@ -5758,7 +6362,7 @@
               <w:spacing w:after="0" w:before="0"/>
             </w:pPr>
             <w:r>
-              <w:t xml:space="preserve">Không có quyền (sai vai trò / không phải chủ sở hữu)</w:t>
+              <w:t xml:space="preserve">Không kết nối được CSDL / kho lưu trữ đối tượng</w:t>
             </w:r>
           </w:p>
         </w:tc>
@@ -5780,7 +6384,7 @@
               <w:spacing w:after="0" w:before="0"/>
             </w:pPr>
             <w:r>
-              <w:t xml:space="preserve">1010</w:t>
+              <w:t xml:space="preserve">1002</w:t>
             </w:r>
           </w:p>
         </w:tc>
@@ -5800,7 +6404,7 @@
               <w:spacing w:after="0" w:before="0"/>
             </w:pPr>
             <w:r>
-              <w:t xml:space="preserve">Hành động đã thực hiện trước đó</w:t>
+              <w:t xml:space="preserve">Thiếu tham số bắt buộc</w:t>
             </w:r>
           </w:p>
         </w:tc>
@@ -5823,7 +6427,7 @@
               <w:spacing w:after="0" w:before="0"/>
             </w:pPr>
             <w:r>
-              <w:t xml:space="preserve">1011</w:t>
+              <w:t xml:space="preserve">1003</w:t>
             </w:r>
           </w:p>
         </w:tc>
@@ -5844,17 +6448,7 @@
               <w:spacing w:after="0" w:before="0"/>
             </w:pPr>
             <w:r>
-              <w:t xml:space="preserve">Không thể hoàn tất (ví dụ </w:t>
-            </w:r>
-            <w:r>
-              <w:rPr>
-                <w:rFonts w:ascii="Consolas" w:cs="Consolas" w:eastAsia="Consolas" w:hAnsi="Consolas"/>
-                <w:shd w:fill="EEF1F5" w:color="auto" w:val="clear"/>
-              </w:rPr>
-              <w:t xml:space="preserve">complete_upload</w:t>
-            </w:r>
-            <w:r>
-              <w:t xml:space="preserve"> khi còn thiếu mảnh)</w:t>
+              <w:t xml:space="preserve">Sai kiểu tham số</w:t>
             </w:r>
           </w:p>
         </w:tc>
@@ -5876,7 +6470,7 @@
               <w:spacing w:after="0" w:before="0"/>
             </w:pPr>
             <w:r>
-              <w:t xml:space="preserve">1012</w:t>
+              <w:t xml:space="preserve">1004</w:t>
             </w:r>
           </w:p>
         </w:tc>
@@ -5896,7 +6490,7 @@
               <w:spacing w:after="0" w:before="0"/>
             </w:pPr>
             <w:r>
-              <w:t xml:space="preserve">Bị giới hạn theo chính sách</w:t>
+              <w:t xml:space="preserve">Sai giá trị tham số</w:t>
             </w:r>
           </w:p>
         </w:tc>
@@ -5919,7 +6513,7 @@
               <w:spacing w:after="0" w:before="0"/>
             </w:pPr>
             <w:r>
-              <w:t xml:space="preserve">9992</w:t>
+              <w:t xml:space="preserve">1005</w:t>
             </w:r>
           </w:p>
         </w:tc>
@@ -5940,7 +6534,7 @@
               <w:spacing w:after="0" w:before="0"/>
             </w:pPr>
             <w:r>
-              <w:t xml:space="preserve">Không tồn tại (cũng dùng cho route không khớp)</w:t>
+              <w:t xml:space="preserve">Lỗi không xác định</w:t>
             </w:r>
           </w:p>
         </w:tc>
@@ -5962,7 +6556,7 @@
               <w:spacing w:after="0" w:before="0"/>
             </w:pPr>
             <w:r>
-              <w:t xml:space="preserve">9993</w:t>
+              <w:t xml:space="preserve">1006</w:t>
             </w:r>
           </w:p>
         </w:tc>
@@ -5982,7 +6576,7 @@
               <w:spacing w:after="0" w:before="0"/>
             </w:pPr>
             <w:r>
-              <w:t xml:space="preserve">Mã xác thực sai</w:t>
+              <w:t xml:space="preserve">File quá lớn (video vượt 1 GB, hoặc giới hạn riêng theo vai trò)</w:t>
             </w:r>
           </w:p>
         </w:tc>
@@ -6005,7 +6599,7 @@
               <w:spacing w:after="0" w:before="0"/>
             </w:pPr>
             <w:r>
-              <w:t xml:space="preserve">9994</w:t>
+              <w:t xml:space="preserve">1007</w:t>
             </w:r>
           </w:p>
         </w:tc>
@@ -6026,7 +6620,7 @@
               <w:spacing w:after="0" w:before="0"/>
             </w:pPr>
             <w:r>
-              <w:t xml:space="preserve">Hết dữ liệu / cuộn hết danh sách</w:t>
+              <w:t xml:space="preserve">Upload thất bại (sai checksum của mảnh/toàn file, v.v.)</w:t>
             </w:r>
           </w:p>
         </w:tc>
@@ -6048,7 +6642,7 @@
               <w:spacing w:after="0" w:before="0"/>
             </w:pPr>
             <w:r>
-              <w:t xml:space="preserve">9995</w:t>
+              <w:t xml:space="preserve">1008</w:t>
             </w:r>
           </w:p>
         </w:tc>
@@ -6068,7 +6662,17 @@
               <w:spacing w:after="0" w:before="0"/>
             </w:pPr>
             <w:r>
-              <w:t xml:space="preserve">Tài khoản không hợp lệ (sai thông tin đăng nhập / chưa kích hoạt / đã khóa)</w:t>
+              <w:t xml:space="preserve">Vượt giới hạn số lượng (ví dụ &gt;100 phần tử </w:t>
+            </w:r>
+            <w:r>
+              <w:rPr>
+                <w:rFonts w:ascii="Consolas" w:cs="Consolas" w:eastAsia="Consolas" w:hAnsi="Consolas"/>
+                <w:shd w:fill="EEF1F5" w:color="auto" w:val="clear"/>
+              </w:rPr>
+              <w:t xml:space="preserve">check_uploaded</w:t>
+            </w:r>
+            <w:r>
+              <w:t xml:space="preserve">, &gt;50 khi xóa hàng loạt)</w:t>
             </w:r>
           </w:p>
         </w:tc>
@@ -6091,7 +6695,7 @@
               <w:spacing w:after="0" w:before="0"/>
             </w:pPr>
             <w:r>
-              <w:t xml:space="preserve">9996</w:t>
+              <w:t xml:space="preserve">1009</w:t>
             </w:r>
           </w:p>
         </w:tc>
@@ -6112,7 +6716,7 @@
               <w:spacing w:after="0" w:before="0"/>
             </w:pPr>
             <w:r>
-              <w:t xml:space="preserve">Tài khoản đã tồn tại</w:t>
+              <w:t xml:space="preserve">Không có quyền (sai vai trò / không phải chủ sở hữu)</w:t>
             </w:r>
           </w:p>
         </w:tc>
@@ -6134,7 +6738,7 @@
               <w:spacing w:after="0" w:before="0"/>
             </w:pPr>
             <w:r>
-              <w:t xml:space="preserve">9997</w:t>
+              <w:t xml:space="preserve">1010</w:t>
             </w:r>
           </w:p>
         </w:tc>
@@ -6154,7 +6758,7 @@
               <w:spacing w:after="0" w:before="0"/>
             </w:pPr>
             <w:r>
-              <w:t xml:space="preserve">Sai phương thức</w:t>
+              <w:t xml:space="preserve">Hành động đã thực hiện trước đó</w:t>
             </w:r>
           </w:p>
         </w:tc>
@@ -6177,7 +6781,7 @@
               <w:spacing w:after="0" w:before="0"/>
             </w:pPr>
             <w:r>
-              <w:t xml:space="preserve">9998</w:t>
+              <w:t xml:space="preserve">1011</w:t>
             </w:r>
           </w:p>
         </w:tc>
@@ -6198,7 +6802,17 @@
               <w:spacing w:after="0" w:before="0"/>
             </w:pPr>
             <w:r>
-              <w:t xml:space="preserve">Token không hợp lệ (cũng là mã mặc định khi thiếu/hết hạn xác thực)</w:t>
+              <w:t xml:space="preserve">Không thể hoàn tất (ví dụ </w:t>
+            </w:r>
+            <w:r>
+              <w:rPr>
+                <w:rFonts w:ascii="Consolas" w:cs="Consolas" w:eastAsia="Consolas" w:hAnsi="Consolas"/>
+                <w:shd w:fill="EEF1F5" w:color="auto" w:val="clear"/>
+              </w:rPr>
+              <w:t xml:space="preserve">complete_upload</w:t>
+            </w:r>
+            <w:r>
+              <w:t xml:space="preserve"> khi còn thiếu mảnh)</w:t>
             </w:r>
           </w:p>
         </w:tc>
@@ -6220,7 +6834,7 @@
               <w:spacing w:after="0" w:before="0"/>
             </w:pPr>
             <w:r>
-              <w:t xml:space="preserve">9999</w:t>
+              <w:t xml:space="preserve">1012</w:t>
             </w:r>
           </w:p>
         </w:tc>
@@ -6240,6 +6854,350 @@
               <w:spacing w:after="0" w:before="0"/>
             </w:pPr>
             <w:r>
+              <w:t xml:space="preserve">Bị giới hạn theo chính sách</w:t>
+            </w:r>
+          </w:p>
+        </w:tc>
+      </w:tr>
+      <w:tr>
+        <w:tc>
+          <w:tcPr>
+            <w:tcW w:type="dxa" w:w="4680"/>
+            <w:shd w:fill="F2F5FA" w:color="auto" w:val="clear"/>
+            <w:tcMar>
+              <w:top w:type="dxa" w:w="60"/>
+              <w:left w:type="dxa" w:w="100"/>
+              <w:bottom w:type="dxa" w:w="60"/>
+              <w:right w:type="dxa" w:w="100"/>
+            </w:tcMar>
+            <w:vAlign w:val="center"/>
+          </w:tcPr>
+          <w:p>
+            <w:pPr>
+              <w:spacing w:after="0" w:before="0"/>
+            </w:pPr>
+            <w:r>
+              <w:t xml:space="preserve">9992</w:t>
+            </w:r>
+          </w:p>
+        </w:tc>
+        <w:tc>
+          <w:tcPr>
+            <w:tcW w:type="dxa" w:w="4680"/>
+            <w:shd w:fill="F2F5FA" w:color="auto" w:val="clear"/>
+            <w:tcMar>
+              <w:top w:type="dxa" w:w="60"/>
+              <w:left w:type="dxa" w:w="100"/>
+              <w:bottom w:type="dxa" w:w="60"/>
+              <w:right w:type="dxa" w:w="100"/>
+            </w:tcMar>
+            <w:vAlign w:val="center"/>
+          </w:tcPr>
+          <w:p>
+            <w:pPr>
+              <w:spacing w:after="0" w:before="0"/>
+            </w:pPr>
+            <w:r>
+              <w:t xml:space="preserve">Không tồn tại (cũng dùng cho route không khớp)</w:t>
+            </w:r>
+          </w:p>
+        </w:tc>
+      </w:tr>
+      <w:tr>
+        <w:tc>
+          <w:tcPr>
+            <w:tcW w:type="dxa" w:w="4680"/>
+            <w:tcMar>
+              <w:top w:type="dxa" w:w="60"/>
+              <w:left w:type="dxa" w:w="100"/>
+              <w:bottom w:type="dxa" w:w="60"/>
+              <w:right w:type="dxa" w:w="100"/>
+            </w:tcMar>
+            <w:vAlign w:val="center"/>
+          </w:tcPr>
+          <w:p>
+            <w:pPr>
+              <w:spacing w:after="0" w:before="0"/>
+            </w:pPr>
+            <w:r>
+              <w:t xml:space="preserve">9993</w:t>
+            </w:r>
+          </w:p>
+        </w:tc>
+        <w:tc>
+          <w:tcPr>
+            <w:tcW w:type="dxa" w:w="4680"/>
+            <w:tcMar>
+              <w:top w:type="dxa" w:w="60"/>
+              <w:left w:type="dxa" w:w="100"/>
+              <w:bottom w:type="dxa" w:w="60"/>
+              <w:right w:type="dxa" w:w="100"/>
+            </w:tcMar>
+            <w:vAlign w:val="center"/>
+          </w:tcPr>
+          <w:p>
+            <w:pPr>
+              <w:spacing w:after="0" w:before="0"/>
+            </w:pPr>
+            <w:r>
+              <w:t xml:space="preserve">Mã xác thực sai</w:t>
+            </w:r>
+          </w:p>
+        </w:tc>
+      </w:tr>
+      <w:tr>
+        <w:tc>
+          <w:tcPr>
+            <w:tcW w:type="dxa" w:w="4680"/>
+            <w:shd w:fill="F2F5FA" w:color="auto" w:val="clear"/>
+            <w:tcMar>
+              <w:top w:type="dxa" w:w="60"/>
+              <w:left w:type="dxa" w:w="100"/>
+              <w:bottom w:type="dxa" w:w="60"/>
+              <w:right w:type="dxa" w:w="100"/>
+            </w:tcMar>
+            <w:vAlign w:val="center"/>
+          </w:tcPr>
+          <w:p>
+            <w:pPr>
+              <w:spacing w:after="0" w:before="0"/>
+            </w:pPr>
+            <w:r>
+              <w:t xml:space="preserve">9994</w:t>
+            </w:r>
+          </w:p>
+        </w:tc>
+        <w:tc>
+          <w:tcPr>
+            <w:tcW w:type="dxa" w:w="4680"/>
+            <w:shd w:fill="F2F5FA" w:color="auto" w:val="clear"/>
+            <w:tcMar>
+              <w:top w:type="dxa" w:w="60"/>
+              <w:left w:type="dxa" w:w="100"/>
+              <w:bottom w:type="dxa" w:w="60"/>
+              <w:right w:type="dxa" w:w="100"/>
+            </w:tcMar>
+            <w:vAlign w:val="center"/>
+          </w:tcPr>
+          <w:p>
+            <w:pPr>
+              <w:spacing w:after="0" w:before="0"/>
+            </w:pPr>
+            <w:r>
+              <w:t xml:space="preserve">Hết dữ liệu / cuộn hết danh sách</w:t>
+            </w:r>
+          </w:p>
+        </w:tc>
+      </w:tr>
+      <w:tr>
+        <w:tc>
+          <w:tcPr>
+            <w:tcW w:type="dxa" w:w="4680"/>
+            <w:tcMar>
+              <w:top w:type="dxa" w:w="60"/>
+              <w:left w:type="dxa" w:w="100"/>
+              <w:bottom w:type="dxa" w:w="60"/>
+              <w:right w:type="dxa" w:w="100"/>
+            </w:tcMar>
+            <w:vAlign w:val="center"/>
+          </w:tcPr>
+          <w:p>
+            <w:pPr>
+              <w:spacing w:after="0" w:before="0"/>
+            </w:pPr>
+            <w:r>
+              <w:t xml:space="preserve">9995</w:t>
+            </w:r>
+          </w:p>
+        </w:tc>
+        <w:tc>
+          <w:tcPr>
+            <w:tcW w:type="dxa" w:w="4680"/>
+            <w:tcMar>
+              <w:top w:type="dxa" w:w="60"/>
+              <w:left w:type="dxa" w:w="100"/>
+              <w:bottom w:type="dxa" w:w="60"/>
+              <w:right w:type="dxa" w:w="100"/>
+            </w:tcMar>
+            <w:vAlign w:val="center"/>
+          </w:tcPr>
+          <w:p>
+            <w:pPr>
+              <w:spacing w:after="0" w:before="0"/>
+            </w:pPr>
+            <w:r>
+              <w:t xml:space="preserve">Tài khoản không hợp lệ (sai thông tin đăng nhập / chưa kích hoạt / đã khóa)</w:t>
+            </w:r>
+          </w:p>
+        </w:tc>
+      </w:tr>
+      <w:tr>
+        <w:tc>
+          <w:tcPr>
+            <w:tcW w:type="dxa" w:w="4680"/>
+            <w:shd w:fill="F2F5FA" w:color="auto" w:val="clear"/>
+            <w:tcMar>
+              <w:top w:type="dxa" w:w="60"/>
+              <w:left w:type="dxa" w:w="100"/>
+              <w:bottom w:type="dxa" w:w="60"/>
+              <w:right w:type="dxa" w:w="100"/>
+            </w:tcMar>
+            <w:vAlign w:val="center"/>
+          </w:tcPr>
+          <w:p>
+            <w:pPr>
+              <w:spacing w:after="0" w:before="0"/>
+            </w:pPr>
+            <w:r>
+              <w:t xml:space="preserve">9996</w:t>
+            </w:r>
+          </w:p>
+        </w:tc>
+        <w:tc>
+          <w:tcPr>
+            <w:tcW w:type="dxa" w:w="4680"/>
+            <w:shd w:fill="F2F5FA" w:color="auto" w:val="clear"/>
+            <w:tcMar>
+              <w:top w:type="dxa" w:w="60"/>
+              <w:left w:type="dxa" w:w="100"/>
+              <w:bottom w:type="dxa" w:w="60"/>
+              <w:right w:type="dxa" w:w="100"/>
+            </w:tcMar>
+            <w:vAlign w:val="center"/>
+          </w:tcPr>
+          <w:p>
+            <w:pPr>
+              <w:spacing w:after="0" w:before="0"/>
+            </w:pPr>
+            <w:r>
+              <w:t xml:space="preserve">Tài khoản đã tồn tại</w:t>
+            </w:r>
+          </w:p>
+        </w:tc>
+      </w:tr>
+      <w:tr>
+        <w:tc>
+          <w:tcPr>
+            <w:tcW w:type="dxa" w:w="4680"/>
+            <w:tcMar>
+              <w:top w:type="dxa" w:w="60"/>
+              <w:left w:type="dxa" w:w="100"/>
+              <w:bottom w:type="dxa" w:w="60"/>
+              <w:right w:type="dxa" w:w="100"/>
+            </w:tcMar>
+            <w:vAlign w:val="center"/>
+          </w:tcPr>
+          <w:p>
+            <w:pPr>
+              <w:spacing w:after="0" w:before="0"/>
+            </w:pPr>
+            <w:r>
+              <w:t xml:space="preserve">9997</w:t>
+            </w:r>
+          </w:p>
+        </w:tc>
+        <w:tc>
+          <w:tcPr>
+            <w:tcW w:type="dxa" w:w="4680"/>
+            <w:tcMar>
+              <w:top w:type="dxa" w:w="60"/>
+              <w:left w:type="dxa" w:w="100"/>
+              <w:bottom w:type="dxa" w:w="60"/>
+              <w:right w:type="dxa" w:w="100"/>
+            </w:tcMar>
+            <w:vAlign w:val="center"/>
+          </w:tcPr>
+          <w:p>
+            <w:pPr>
+              <w:spacing w:after="0" w:before="0"/>
+            </w:pPr>
+            <w:r>
+              <w:t xml:space="preserve">Sai phương thức</w:t>
+            </w:r>
+          </w:p>
+        </w:tc>
+      </w:tr>
+      <w:tr>
+        <w:tc>
+          <w:tcPr>
+            <w:tcW w:type="dxa" w:w="4680"/>
+            <w:shd w:fill="F2F5FA" w:color="auto" w:val="clear"/>
+            <w:tcMar>
+              <w:top w:type="dxa" w:w="60"/>
+              <w:left w:type="dxa" w:w="100"/>
+              <w:bottom w:type="dxa" w:w="60"/>
+              <w:right w:type="dxa" w:w="100"/>
+            </w:tcMar>
+            <w:vAlign w:val="center"/>
+          </w:tcPr>
+          <w:p>
+            <w:pPr>
+              <w:spacing w:after="0" w:before="0"/>
+            </w:pPr>
+            <w:r>
+              <w:t xml:space="preserve">9998</w:t>
+            </w:r>
+          </w:p>
+        </w:tc>
+        <w:tc>
+          <w:tcPr>
+            <w:tcW w:type="dxa" w:w="4680"/>
+            <w:shd w:fill="F2F5FA" w:color="auto" w:val="clear"/>
+            <w:tcMar>
+              <w:top w:type="dxa" w:w="60"/>
+              <w:left w:type="dxa" w:w="100"/>
+              <w:bottom w:type="dxa" w:w="60"/>
+              <w:right w:type="dxa" w:w="100"/>
+            </w:tcMar>
+            <w:vAlign w:val="center"/>
+          </w:tcPr>
+          <w:p>
+            <w:pPr>
+              <w:spacing w:after="0" w:before="0"/>
+            </w:pPr>
+            <w:r>
+              <w:t xml:space="preserve">Token không hợp lệ (cũng là mã mặc định khi thiếu/hết hạn xác thực)</w:t>
+            </w:r>
+          </w:p>
+        </w:tc>
+      </w:tr>
+      <w:tr>
+        <w:tc>
+          <w:tcPr>
+            <w:tcW w:type="dxa" w:w="4680"/>
+            <w:tcMar>
+              <w:top w:type="dxa" w:w="60"/>
+              <w:left w:type="dxa" w:w="100"/>
+              <w:bottom w:type="dxa" w:w="60"/>
+              <w:right w:type="dxa" w:w="100"/>
+            </w:tcMar>
+            <w:vAlign w:val="center"/>
+          </w:tcPr>
+          <w:p>
+            <w:pPr>
+              <w:spacing w:after="0" w:before="0"/>
+            </w:pPr>
+            <w:r>
+              <w:t xml:space="preserve">9999</w:t>
+            </w:r>
+          </w:p>
+        </w:tc>
+        <w:tc>
+          <w:tcPr>
+            <w:tcW w:type="dxa" w:w="4680"/>
+            <w:tcMar>
+              <w:top w:type="dxa" w:w="60"/>
+              <w:left w:type="dxa" w:w="100"/>
+              <w:bottom w:type="dxa" w:w="60"/>
+              <w:right w:type="dxa" w:w="100"/>
+            </w:tcMar>
+            <w:vAlign w:val="center"/>
+          </w:tcPr>
+          <w:p>
+            <w:pPr>
+              <w:spacing w:after="0" w:before="0"/>
+            </w:pPr>
+            <w:r>
               <w:t xml:space="preserve">Lỗi ngoại lệ (lỗi không lường trước ở server)</w:t>
             </w:r>
           </w:p>
@@ -6364,10 +7322,10 @@
           <w:b/>
           <w:bCs/>
         </w:rPr>
-        <w:t xml:space="preserve">Chưa có luồng xem trực tiếp thật.</w:t>
-      </w:r>
-      <w:r>
-        <w:t xml:space="preserve"> </w:t>
+        <w:t xml:space="preserve">Xem trực tiếp chưa có TURN server và chưa có SDK client đi kèm.</w:t>
+      </w:r>
+      <w:r>
+        <w:t xml:space="preserve"> Kênh WebSocket báo hiệu mediasoup và SFU là thật (xem </w:t>
       </w:r>
       <w:r>
         <w:rPr>
@@ -6377,27 +7335,27 @@
         <w:t xml:space="preserve">get_preview_token</w:t>
       </w:r>
       <w:r>
-        <w:t xml:space="preserve"> trả đúng cấu trúc dữ liệu nhưng </w:t>
-      </w:r>
-      <w:r>
-        <w:rPr>
-          <w:rFonts w:ascii="Consolas" w:cs="Consolas" w:eastAsia="Consolas" w:hAnsi="Consolas"/>
-          <w:shd w:fill="EEF1F5" w:color="auto" w:val="clear"/>
-        </w:rPr>
-        <w:t xml:space="preserve">stream_url</w:t>
-      </w:r>
-      <w:r>
-        <w:t xml:space="preserve"> luôn là </w:t>
-      </w:r>
-      <w:r>
-        <w:rPr>
-          <w:rFonts w:ascii="Consolas" w:cs="Consolas" w:eastAsia="Consolas" w:hAnsi="Consolas"/>
-          <w:shd w:fill="EEF1F5" w:color="auto" w:val="clear"/>
-        </w:rPr>
-        <w:t xml:space="preserve">null</w:t>
-      </w:r>
-      <w:r>
-        <w:t xml:space="preserve"> — mã nguồn này chưa có media server WebRTC/HLS, chỉ có luồng upload theo chunk sau khi quay xong.</w:t>
+        <w:t xml:space="preserve"> / </w:t>
+      </w:r>
+      <w:r>
+        <w:rPr>
+          <w:rFonts w:ascii="Consolas" w:cs="Consolas" w:eastAsia="Consolas" w:hAnsi="Consolas"/>
+          <w:shd w:fill="EEF1F5" w:color="auto" w:val="clear"/>
+        </w:rPr>
+        <w:t xml:space="preserve">GET /rooms/{room_id}/media</w:t>
+      </w:r>
+      <w:r>
+        <w:t xml:space="preserve">), nhưng </w:t>
+      </w:r>
+      <w:r>
+        <w:rPr>
+          <w:rFonts w:ascii="Consolas" w:cs="Consolas" w:eastAsia="Consolas" w:hAnsi="Consolas"/>
+          <w:shd w:fill="EEF1F5" w:color="auto" w:val="clear"/>
+        </w:rPr>
+        <w:t xml:space="preserve">MEDIASOUP_ANNOUNCED_IP</w:t>
+      </w:r>
+      <w:r>
+        <w:t xml:space="preserve"> mặc định chưa được đặt, nên ICE candidate chỉ hoạt động với client cùng mạng LAN với server — cần đặt biến này thành IP public của server nếu triển khai ngoài phạm vi demo LAN. Trạng thái room/transport của mediasoup chỉ nằm trong bộ nhớ (xem ghi chú SQLite bên dưới), và chưa ghi lại luồng xem trực tiếp phía server — việc quay/lưu clip vẫn đi theo đường upload chunk lên MinIO như cũ.</w:t>
       </w:r>
     </w:p>
     <w:p>
@@ -6891,6 +7849,21 @@
           <w:sz w:val="19"/>
           <w:szCs w:val="19"/>
         </w:rPr>
+        <w:t xml:space="preserve">    media/                  WebSocket báo hiệu mediasoup, vòng đời Router/Transport</w:t>
+      </w:r>
+    </w:p>
+    <w:p>
+      <w:pPr>
+        <w:shd w:fill="F5F6F8" w:color="auto" w:val="clear"/>
+        <w:spacing w:after="0" w:before="0"/>
+        <w:ind w:left="120" w:right="120"/>
+      </w:pPr>
+      <w:r>
+        <w:rPr>
+          <w:rFonts w:ascii="Consolas" w:cs="Consolas" w:eastAsia="Consolas" w:hAnsi="Consolas"/>
+          <w:sz w:val="19"/>
+          <w:szCs w:val="19"/>
+        </w:rPr>
         <w:t xml:space="preserve">    recording-sessions/     get_recording_session</w:t>
       </w:r>
     </w:p>
@@ -6921,7 +7894,7 @@
           <w:sz w:val="19"/>
           <w:szCs w:val="19"/>
         </w:rPr>
-        <w:t xml:space="preserve">  plugins/                  Plugin fastify cho jwt, minio</w:t>
+        <w:t xml:space="preserve">  plugins/                  Plugin fastify cho jwt, minio, mediasoup</w:t>
       </w:r>
     </w:p>
     <w:p>
